--- a/.kiro/report/report.docx
+++ b/.kiro/report/report.docx
@@ -444,6 +444,7 @@
           <w:bCs/>
         </w:rPr>
       </w:pPr>
+      <w:bookmarkStart w:id="0" w:name="_Toc214515621"/>
       <w:r>
         <w:rPr>
           <w:b w:val="0"/>
@@ -452,6 +453,7 @@
         <w:lastRenderedPageBreak/>
         <w:t>APPROVAL</w:t>
       </w:r>
+      <w:bookmarkEnd w:id="0"/>
     </w:p>
     <w:p/>
     <w:p>
@@ -1002,6 +1004,7 @@
           <w:bCs/>
         </w:rPr>
       </w:pPr>
+      <w:bookmarkStart w:id="1" w:name="_Toc214515622"/>
       <w:r>
         <w:rPr>
           <w:b w:val="0"/>
@@ -1010,6 +1013,7 @@
         <w:lastRenderedPageBreak/>
         <w:t>DEDICATION</w:t>
       </w:r>
+      <w:bookmarkEnd w:id="1"/>
     </w:p>
     <w:p>
       <w:r>
@@ -1049,6 +1053,7 @@
           <w:bCs/>
         </w:rPr>
       </w:pPr>
+      <w:bookmarkStart w:id="2" w:name="_Toc214515623"/>
       <w:r>
         <w:rPr>
           <w:b w:val="0"/>
@@ -1057,6 +1062,7 @@
         <w:lastRenderedPageBreak/>
         <w:t>ACKNOWLEDGEMENTS</w:t>
       </w:r>
+      <w:bookmarkEnd w:id="2"/>
     </w:p>
     <w:p>
       <w:r>
@@ -1109,6 +1115,7 @@
           <w:bCs/>
         </w:rPr>
       </w:pPr>
+      <w:bookmarkStart w:id="3" w:name="_Toc214515624"/>
       <w:r>
         <w:rPr>
           <w:b w:val="0"/>
@@ -1117,6 +1124,7 @@
         <w:lastRenderedPageBreak/>
         <w:t>ABSTRACT</w:t>
       </w:r>
+      <w:bookmarkEnd w:id="3"/>
     </w:p>
     <w:p>
       <w:r>
@@ -1181,6 +1189,7 @@
           <w:bCs/>
         </w:rPr>
       </w:pPr>
+      <w:bookmarkStart w:id="4" w:name="_Toc214515625"/>
       <w:r>
         <w:rPr>
           <w:b w:val="0"/>
@@ -1189,708 +1198,4585 @@
         <w:lastRenderedPageBreak/>
         <w:t>TABLE OF CONTENTS</w:t>
       </w:r>
-    </w:p>
-    <w:p>
-      <w:r>
-        <w:t>Title Page</w:t>
-      </w:r>
-      <w:r>
-        <w:br/>
-        <w:t>Declaration Page</w:t>
-      </w:r>
-      <w:r>
-        <w:br/>
-        <w:t>Certification Page</w:t>
-      </w:r>
-      <w:r>
-        <w:br/>
-        <w:t>Dedication</w:t>
-      </w:r>
-      <w:r>
-        <w:br/>
-        <w:t>Acknowledgements</w:t>
-      </w:r>
-      <w:r>
-        <w:br/>
-        <w:t>Abstract</w:t>
-      </w:r>
-      <w:r>
-        <w:br/>
-        <w:t>Table of Contents</w:t>
-      </w:r>
-      <w:r>
-        <w:br/>
-        <w:t>List of Figures</w:t>
-      </w:r>
-      <w:r>
-        <w:br/>
-        <w:t>List of Tables</w:t>
-      </w:r>
+      <w:bookmarkEnd w:id="4"/>
+    </w:p>
+    <w:p>
+      <w:pPr>
+        <w:pStyle w:val="TOC1"/>
+        <w:tabs>
+          <w:tab w:val="right" w:pos="9350"/>
+        </w:tabs>
+        <w:rPr>
+          <w:rFonts w:asciiTheme="minorHAnsi" w:hAnsiTheme="minorHAnsi" w:cstheme="minorBidi"/>
+          <w:b w:val="0"/>
+          <w:noProof/>
+          <w:kern w:val="2"/>
+          <w:szCs w:val="24"/>
+          <w14:ligatures w14:val="standardContextual"/>
+        </w:rPr>
+      </w:pPr>
+      <w:r>
+        <w:fldChar w:fldCharType="begin"/>
+      </w:r>
+      <w:r>
+        <w:instrText xml:space="preserve"> TOC \o "1-3" \h \z \u </w:instrText>
+      </w:r>
+      <w:r>
+        <w:fldChar w:fldCharType="separate"/>
+      </w:r>
+      <w:hyperlink w:anchor="_Toc214515621" w:history="1">
+        <w:r>
+          <w:rPr>
+            <w:rStyle w:val="Hyperlink"/>
+            <w:bCs/>
+            <w:noProof/>
+          </w:rPr>
+          <w:t>APPROVAL</w:t>
+        </w:r>
+        <w:r>
+          <w:rPr>
+            <w:noProof/>
+            <w:webHidden/>
+          </w:rPr>
+          <w:tab/>
+        </w:r>
+        <w:r>
+          <w:rPr>
+            <w:noProof/>
+            <w:webHidden/>
+          </w:rPr>
+          <w:fldChar w:fldCharType="begin"/>
+        </w:r>
+        <w:r>
+          <w:rPr>
+            <w:noProof/>
+            <w:webHidden/>
+          </w:rPr>
+          <w:instrText xml:space="preserve"> PAGEREF _Toc214515621 \h </w:instrText>
+        </w:r>
+        <w:r>
+          <w:rPr>
+            <w:noProof/>
+            <w:webHidden/>
+          </w:rPr>
+        </w:r>
+        <w:r>
+          <w:rPr>
+            <w:noProof/>
+            <w:webHidden/>
+          </w:rPr>
+          <w:fldChar w:fldCharType="separate"/>
+        </w:r>
+        <w:r>
+          <w:rPr>
+            <w:noProof/>
+            <w:webHidden/>
+          </w:rPr>
+          <w:t>ii</w:t>
+        </w:r>
+        <w:r>
+          <w:rPr>
+            <w:noProof/>
+            <w:webHidden/>
+          </w:rPr>
+          <w:fldChar w:fldCharType="end"/>
+        </w:r>
+      </w:hyperlink>
+    </w:p>
+    <w:p>
+      <w:pPr>
+        <w:pStyle w:val="TOC1"/>
+        <w:tabs>
+          <w:tab w:val="right" w:pos="9350"/>
+        </w:tabs>
+        <w:rPr>
+          <w:rFonts w:asciiTheme="minorHAnsi" w:hAnsiTheme="minorHAnsi" w:cstheme="minorBidi"/>
+          <w:b w:val="0"/>
+          <w:noProof/>
+          <w:kern w:val="2"/>
+          <w:szCs w:val="24"/>
+          <w14:ligatures w14:val="standardContextual"/>
+        </w:rPr>
+      </w:pPr>
+      <w:hyperlink w:anchor="_Toc214515622" w:history="1">
+        <w:r>
+          <w:rPr>
+            <w:rStyle w:val="Hyperlink"/>
+            <w:bCs/>
+            <w:noProof/>
+          </w:rPr>
+          <w:t>DEDICATION</w:t>
+        </w:r>
+        <w:r>
+          <w:rPr>
+            <w:noProof/>
+            <w:webHidden/>
+          </w:rPr>
+          <w:tab/>
+        </w:r>
+        <w:r>
+          <w:rPr>
+            <w:noProof/>
+            <w:webHidden/>
+          </w:rPr>
+          <w:fldChar w:fldCharType="begin"/>
+        </w:r>
+        <w:r>
+          <w:rPr>
+            <w:noProof/>
+            <w:webHidden/>
+          </w:rPr>
+          <w:instrText xml:space="preserve"> PAGEREF _Toc214515622 \h </w:instrText>
+        </w:r>
+        <w:r>
+          <w:rPr>
+            <w:noProof/>
+            <w:webHidden/>
+          </w:rPr>
+        </w:r>
+        <w:r>
+          <w:rPr>
+            <w:noProof/>
+            <w:webHidden/>
+          </w:rPr>
+          <w:fldChar w:fldCharType="separate"/>
+        </w:r>
+        <w:r>
+          <w:rPr>
+            <w:noProof/>
+            <w:webHidden/>
+          </w:rPr>
+          <w:t>iii</w:t>
+        </w:r>
+        <w:r>
+          <w:rPr>
+            <w:noProof/>
+            <w:webHidden/>
+          </w:rPr>
+          <w:fldChar w:fldCharType="end"/>
+        </w:r>
+      </w:hyperlink>
+    </w:p>
+    <w:p>
+      <w:pPr>
+        <w:pStyle w:val="TOC1"/>
+        <w:tabs>
+          <w:tab w:val="right" w:pos="9350"/>
+        </w:tabs>
+        <w:rPr>
+          <w:rFonts w:asciiTheme="minorHAnsi" w:hAnsiTheme="minorHAnsi" w:cstheme="minorBidi"/>
+          <w:b w:val="0"/>
+          <w:noProof/>
+          <w:kern w:val="2"/>
+          <w:szCs w:val="24"/>
+          <w14:ligatures w14:val="standardContextual"/>
+        </w:rPr>
+      </w:pPr>
+      <w:hyperlink w:anchor="_Toc214515623" w:history="1">
+        <w:r>
+          <w:rPr>
+            <w:rStyle w:val="Hyperlink"/>
+            <w:bCs/>
+            <w:noProof/>
+          </w:rPr>
+          <w:t>ACKNOWLEDGEMENTS</w:t>
+        </w:r>
+        <w:r>
+          <w:rPr>
+            <w:noProof/>
+            <w:webHidden/>
+          </w:rPr>
+          <w:tab/>
+        </w:r>
+        <w:r>
+          <w:rPr>
+            <w:noProof/>
+            <w:webHidden/>
+          </w:rPr>
+          <w:fldChar w:fldCharType="begin"/>
+        </w:r>
+        <w:r>
+          <w:rPr>
+            <w:noProof/>
+            <w:webHidden/>
+          </w:rPr>
+          <w:instrText xml:space="preserve"> PAGEREF _Toc214515623 \h </w:instrText>
+        </w:r>
+        <w:r>
+          <w:rPr>
+            <w:noProof/>
+            <w:webHidden/>
+          </w:rPr>
+        </w:r>
+        <w:r>
+          <w:rPr>
+            <w:noProof/>
+            <w:webHidden/>
+          </w:rPr>
+          <w:fldChar w:fldCharType="separate"/>
+        </w:r>
+        <w:r>
+          <w:rPr>
+            <w:noProof/>
+            <w:webHidden/>
+          </w:rPr>
+          <w:t>iv</w:t>
+        </w:r>
+        <w:r>
+          <w:rPr>
+            <w:noProof/>
+            <w:webHidden/>
+          </w:rPr>
+          <w:fldChar w:fldCharType="end"/>
+        </w:r>
+      </w:hyperlink>
+    </w:p>
+    <w:p>
+      <w:pPr>
+        <w:pStyle w:val="TOC1"/>
+        <w:tabs>
+          <w:tab w:val="right" w:pos="9350"/>
+        </w:tabs>
+        <w:rPr>
+          <w:rFonts w:asciiTheme="minorHAnsi" w:hAnsiTheme="minorHAnsi" w:cstheme="minorBidi"/>
+          <w:b w:val="0"/>
+          <w:noProof/>
+          <w:kern w:val="2"/>
+          <w:szCs w:val="24"/>
+          <w14:ligatures w14:val="standardContextual"/>
+        </w:rPr>
+      </w:pPr>
+      <w:hyperlink w:anchor="_Toc214515624" w:history="1">
+        <w:r>
+          <w:rPr>
+            <w:rStyle w:val="Hyperlink"/>
+            <w:bCs/>
+            <w:noProof/>
+          </w:rPr>
+          <w:t>ABSTRACT</w:t>
+        </w:r>
+        <w:r>
+          <w:rPr>
+            <w:noProof/>
+            <w:webHidden/>
+          </w:rPr>
+          <w:tab/>
+        </w:r>
+        <w:r>
+          <w:rPr>
+            <w:noProof/>
+            <w:webHidden/>
+          </w:rPr>
+          <w:fldChar w:fldCharType="begin"/>
+        </w:r>
+        <w:r>
+          <w:rPr>
+            <w:noProof/>
+            <w:webHidden/>
+          </w:rPr>
+          <w:instrText xml:space="preserve"> PAGEREF _Toc214515624 \h </w:instrText>
+        </w:r>
+        <w:r>
+          <w:rPr>
+            <w:noProof/>
+            <w:webHidden/>
+          </w:rPr>
+        </w:r>
+        <w:r>
+          <w:rPr>
+            <w:noProof/>
+            <w:webHidden/>
+          </w:rPr>
+          <w:fldChar w:fldCharType="separate"/>
+        </w:r>
+        <w:r>
+          <w:rPr>
+            <w:noProof/>
+            <w:webHidden/>
+          </w:rPr>
+          <w:t>v</w:t>
+        </w:r>
+        <w:r>
+          <w:rPr>
+            <w:noProof/>
+            <w:webHidden/>
+          </w:rPr>
+          <w:fldChar w:fldCharType="end"/>
+        </w:r>
+      </w:hyperlink>
+    </w:p>
+    <w:p>
+      <w:pPr>
+        <w:pStyle w:val="TOC1"/>
+        <w:tabs>
+          <w:tab w:val="right" w:pos="9350"/>
+        </w:tabs>
+        <w:rPr>
+          <w:rFonts w:asciiTheme="minorHAnsi" w:hAnsiTheme="minorHAnsi" w:cstheme="minorBidi"/>
+          <w:b w:val="0"/>
+          <w:noProof/>
+          <w:kern w:val="2"/>
+          <w:szCs w:val="24"/>
+          <w14:ligatures w14:val="standardContextual"/>
+        </w:rPr>
+      </w:pPr>
+      <w:hyperlink w:anchor="_Toc214515625" w:history="1">
+        <w:r>
+          <w:rPr>
+            <w:rStyle w:val="Hyperlink"/>
+            <w:bCs/>
+            <w:noProof/>
+          </w:rPr>
+          <w:t>TABLE OF CONTENTS</w:t>
+        </w:r>
+        <w:r>
+          <w:rPr>
+            <w:noProof/>
+            <w:webHidden/>
+          </w:rPr>
+          <w:tab/>
+        </w:r>
+        <w:r>
+          <w:rPr>
+            <w:noProof/>
+            <w:webHidden/>
+          </w:rPr>
+          <w:fldChar w:fldCharType="begin"/>
+        </w:r>
+        <w:r>
+          <w:rPr>
+            <w:noProof/>
+            <w:webHidden/>
+          </w:rPr>
+          <w:instrText xml:space="preserve"> PAGEREF _Toc214515625 \h </w:instrText>
+        </w:r>
+        <w:r>
+          <w:rPr>
+            <w:noProof/>
+            <w:webHidden/>
+          </w:rPr>
+        </w:r>
+        <w:r>
+          <w:rPr>
+            <w:noProof/>
+            <w:webHidden/>
+          </w:rPr>
+          <w:fldChar w:fldCharType="separate"/>
+        </w:r>
+        <w:r>
+          <w:rPr>
+            <w:noProof/>
+            <w:webHidden/>
+          </w:rPr>
+          <w:t>vi</w:t>
+        </w:r>
+        <w:r>
+          <w:rPr>
+            <w:noProof/>
+            <w:webHidden/>
+          </w:rPr>
+          <w:fldChar w:fldCharType="end"/>
+        </w:r>
+      </w:hyperlink>
+    </w:p>
+    <w:p>
+      <w:pPr>
+        <w:pStyle w:val="TOC1"/>
+        <w:tabs>
+          <w:tab w:val="right" w:pos="9350"/>
+        </w:tabs>
+        <w:rPr>
+          <w:rFonts w:asciiTheme="minorHAnsi" w:hAnsiTheme="minorHAnsi" w:cstheme="minorBidi"/>
+          <w:b w:val="0"/>
+          <w:noProof/>
+          <w:kern w:val="2"/>
+          <w:szCs w:val="24"/>
+          <w14:ligatures w14:val="standardContextual"/>
+        </w:rPr>
+      </w:pPr>
+      <w:hyperlink w:anchor="_Toc214515626" w:history="1">
+        <w:r>
+          <w:rPr>
+            <w:rStyle w:val="Hyperlink"/>
+            <w:bCs/>
+            <w:noProof/>
+          </w:rPr>
+          <w:t>LIST OF FIGURES</w:t>
+        </w:r>
+        <w:r>
+          <w:rPr>
+            <w:noProof/>
+            <w:webHidden/>
+          </w:rPr>
+          <w:tab/>
+        </w:r>
+        <w:r>
+          <w:rPr>
+            <w:noProof/>
+            <w:webHidden/>
+          </w:rPr>
+          <w:fldChar w:fldCharType="begin"/>
+        </w:r>
+        <w:r>
+          <w:rPr>
+            <w:noProof/>
+            <w:webHidden/>
+          </w:rPr>
+          <w:instrText xml:space="preserve"> PAGEREF _Toc214515626 \h </w:instrText>
+        </w:r>
+        <w:r>
+          <w:rPr>
+            <w:noProof/>
+            <w:webHidden/>
+          </w:rPr>
+        </w:r>
+        <w:r>
+          <w:rPr>
+            <w:noProof/>
+            <w:webHidden/>
+          </w:rPr>
+          <w:fldChar w:fldCharType="separate"/>
+        </w:r>
+        <w:r>
+          <w:rPr>
+            <w:noProof/>
+            <w:webHidden/>
+          </w:rPr>
+          <w:t>viii</w:t>
+        </w:r>
+        <w:r>
+          <w:rPr>
+            <w:noProof/>
+            <w:webHidden/>
+          </w:rPr>
+          <w:fldChar w:fldCharType="end"/>
+        </w:r>
+      </w:hyperlink>
+    </w:p>
+    <w:p>
+      <w:pPr>
+        <w:pStyle w:val="TOC1"/>
+        <w:tabs>
+          <w:tab w:val="right" w:pos="9350"/>
+        </w:tabs>
+        <w:rPr>
+          <w:rFonts w:asciiTheme="minorHAnsi" w:hAnsiTheme="minorHAnsi" w:cstheme="minorBidi"/>
+          <w:b w:val="0"/>
+          <w:noProof/>
+          <w:kern w:val="2"/>
+          <w:szCs w:val="24"/>
+          <w14:ligatures w14:val="standardContextual"/>
+        </w:rPr>
+      </w:pPr>
+      <w:hyperlink w:anchor="_Toc214515627" w:history="1">
+        <w:r>
+          <w:rPr>
+            <w:rStyle w:val="Hyperlink"/>
+            <w:bCs/>
+            <w:noProof/>
+          </w:rPr>
+          <w:t>LIST OF TABLES</w:t>
+        </w:r>
+        <w:r>
+          <w:rPr>
+            <w:noProof/>
+            <w:webHidden/>
+          </w:rPr>
+          <w:tab/>
+        </w:r>
+        <w:r>
+          <w:rPr>
+            <w:noProof/>
+            <w:webHidden/>
+          </w:rPr>
+          <w:fldChar w:fldCharType="begin"/>
+        </w:r>
+        <w:r>
+          <w:rPr>
+            <w:noProof/>
+            <w:webHidden/>
+          </w:rPr>
+          <w:instrText xml:space="preserve"> PAGEREF _Toc214515627 \h </w:instrText>
+        </w:r>
+        <w:r>
+          <w:rPr>
+            <w:noProof/>
+            <w:webHidden/>
+          </w:rPr>
+        </w:r>
+        <w:r>
+          <w:rPr>
+            <w:noProof/>
+            <w:webHidden/>
+          </w:rPr>
+          <w:fldChar w:fldCharType="separate"/>
+        </w:r>
+        <w:r>
+          <w:rPr>
+            <w:noProof/>
+            <w:webHidden/>
+          </w:rPr>
+          <w:t>ix</w:t>
+        </w:r>
+        <w:r>
+          <w:rPr>
+            <w:noProof/>
+            <w:webHidden/>
+          </w:rPr>
+          <w:fldChar w:fldCharType="end"/>
+        </w:r>
+      </w:hyperlink>
+    </w:p>
+    <w:p>
+      <w:pPr>
+        <w:pStyle w:val="TOC1"/>
+        <w:tabs>
+          <w:tab w:val="left" w:pos="720"/>
+          <w:tab w:val="right" w:pos="9350"/>
+        </w:tabs>
+        <w:rPr>
+          <w:rFonts w:asciiTheme="minorHAnsi" w:hAnsiTheme="minorHAnsi" w:cstheme="minorBidi"/>
+          <w:b w:val="0"/>
+          <w:noProof/>
+          <w:kern w:val="2"/>
+          <w:szCs w:val="24"/>
+          <w14:ligatures w14:val="standardContextual"/>
+        </w:rPr>
+      </w:pPr>
+      <w:hyperlink w:anchor="_Toc214515628" w:history="1">
+        <w:r>
+          <w:rPr>
+            <w:rStyle w:val="Hyperlink"/>
+            <w:noProof/>
+          </w:rPr>
+          <w:t>1.1</w:t>
+        </w:r>
+        <w:r>
+          <w:rPr>
+            <w:rFonts w:asciiTheme="minorHAnsi" w:hAnsiTheme="minorHAnsi" w:cstheme="minorBidi"/>
+            <w:b w:val="0"/>
+            <w:noProof/>
+            <w:kern w:val="2"/>
+            <w:szCs w:val="24"/>
+            <w14:ligatures w14:val="standardContextual"/>
+          </w:rPr>
+          <w:tab/>
+        </w:r>
+        <w:r>
+          <w:rPr>
+            <w:rStyle w:val="Hyperlink"/>
+            <w:noProof/>
+          </w:rPr>
+          <w:t>Background to the Study</w:t>
+        </w:r>
+        <w:r>
+          <w:rPr>
+            <w:noProof/>
+            <w:webHidden/>
+          </w:rPr>
+          <w:tab/>
+        </w:r>
+        <w:r>
+          <w:rPr>
+            <w:noProof/>
+            <w:webHidden/>
+          </w:rPr>
+          <w:fldChar w:fldCharType="begin"/>
+        </w:r>
+        <w:r>
+          <w:rPr>
+            <w:noProof/>
+            <w:webHidden/>
+          </w:rPr>
+          <w:instrText xml:space="preserve"> PAGEREF _Toc214515628 \h </w:instrText>
+        </w:r>
+        <w:r>
+          <w:rPr>
+            <w:noProof/>
+            <w:webHidden/>
+          </w:rPr>
+        </w:r>
+        <w:r>
+          <w:rPr>
+            <w:noProof/>
+            <w:webHidden/>
+          </w:rPr>
+          <w:fldChar w:fldCharType="separate"/>
+        </w:r>
+        <w:r>
+          <w:rPr>
+            <w:noProof/>
+            <w:webHidden/>
+          </w:rPr>
+          <w:t>1</w:t>
+        </w:r>
+        <w:r>
+          <w:rPr>
+            <w:noProof/>
+            <w:webHidden/>
+          </w:rPr>
+          <w:fldChar w:fldCharType="end"/>
+        </w:r>
+      </w:hyperlink>
+    </w:p>
+    <w:p>
+      <w:pPr>
+        <w:pStyle w:val="TOC1"/>
+        <w:tabs>
+          <w:tab w:val="left" w:pos="720"/>
+          <w:tab w:val="right" w:pos="9350"/>
+        </w:tabs>
+        <w:rPr>
+          <w:rFonts w:asciiTheme="minorHAnsi" w:hAnsiTheme="minorHAnsi" w:cstheme="minorBidi"/>
+          <w:b w:val="0"/>
+          <w:noProof/>
+          <w:kern w:val="2"/>
+          <w:szCs w:val="24"/>
+          <w14:ligatures w14:val="standardContextual"/>
+        </w:rPr>
+      </w:pPr>
+      <w:hyperlink w:anchor="_Toc214515629" w:history="1">
+        <w:r>
+          <w:rPr>
+            <w:rStyle w:val="Hyperlink"/>
+            <w:noProof/>
+          </w:rPr>
+          <w:t>1.2</w:t>
+        </w:r>
+        <w:r>
+          <w:rPr>
+            <w:rFonts w:asciiTheme="minorHAnsi" w:hAnsiTheme="minorHAnsi" w:cstheme="minorBidi"/>
+            <w:b w:val="0"/>
+            <w:noProof/>
+            <w:kern w:val="2"/>
+            <w:szCs w:val="24"/>
+            <w14:ligatures w14:val="standardContextual"/>
+          </w:rPr>
+          <w:tab/>
+        </w:r>
+        <w:r>
+          <w:rPr>
+            <w:rStyle w:val="Hyperlink"/>
+            <w:noProof/>
+          </w:rPr>
+          <w:t>Statement of Problem</w:t>
+        </w:r>
+        <w:r>
+          <w:rPr>
+            <w:noProof/>
+            <w:webHidden/>
+          </w:rPr>
+          <w:tab/>
+        </w:r>
+        <w:r>
+          <w:rPr>
+            <w:noProof/>
+            <w:webHidden/>
+          </w:rPr>
+          <w:fldChar w:fldCharType="begin"/>
+        </w:r>
+        <w:r>
+          <w:rPr>
+            <w:noProof/>
+            <w:webHidden/>
+          </w:rPr>
+          <w:instrText xml:space="preserve"> PAGEREF _Toc214515629 \h </w:instrText>
+        </w:r>
+        <w:r>
+          <w:rPr>
+            <w:noProof/>
+            <w:webHidden/>
+          </w:rPr>
+        </w:r>
+        <w:r>
+          <w:rPr>
+            <w:noProof/>
+            <w:webHidden/>
+          </w:rPr>
+          <w:fldChar w:fldCharType="separate"/>
+        </w:r>
+        <w:r>
+          <w:rPr>
+            <w:noProof/>
+            <w:webHidden/>
+          </w:rPr>
+          <w:t>2</w:t>
+        </w:r>
+        <w:r>
+          <w:rPr>
+            <w:noProof/>
+            <w:webHidden/>
+          </w:rPr>
+          <w:fldChar w:fldCharType="end"/>
+        </w:r>
+      </w:hyperlink>
+    </w:p>
+    <w:p>
+      <w:pPr>
+        <w:pStyle w:val="TOC1"/>
+        <w:tabs>
+          <w:tab w:val="left" w:pos="720"/>
+          <w:tab w:val="right" w:pos="9350"/>
+        </w:tabs>
+        <w:rPr>
+          <w:rFonts w:asciiTheme="minorHAnsi" w:hAnsiTheme="minorHAnsi" w:cstheme="minorBidi"/>
+          <w:b w:val="0"/>
+          <w:noProof/>
+          <w:kern w:val="2"/>
+          <w:szCs w:val="24"/>
+          <w14:ligatures w14:val="standardContextual"/>
+        </w:rPr>
+      </w:pPr>
+      <w:hyperlink w:anchor="_Toc214515630" w:history="1">
+        <w:r>
+          <w:rPr>
+            <w:rStyle w:val="Hyperlink"/>
+            <w:noProof/>
+          </w:rPr>
+          <w:t>1.3</w:t>
+        </w:r>
+        <w:r>
+          <w:rPr>
+            <w:rFonts w:asciiTheme="minorHAnsi" w:hAnsiTheme="minorHAnsi" w:cstheme="minorBidi"/>
+            <w:b w:val="0"/>
+            <w:noProof/>
+            <w:kern w:val="2"/>
+            <w:szCs w:val="24"/>
+            <w14:ligatures w14:val="standardContextual"/>
+          </w:rPr>
+          <w:tab/>
+        </w:r>
+        <w:r>
+          <w:rPr>
+            <w:rStyle w:val="Hyperlink"/>
+            <w:noProof/>
+          </w:rPr>
+          <w:t>Aim and Objectives of the Study</w:t>
+        </w:r>
+        <w:r>
+          <w:rPr>
+            <w:noProof/>
+            <w:webHidden/>
+          </w:rPr>
+          <w:tab/>
+        </w:r>
+        <w:r>
+          <w:rPr>
+            <w:noProof/>
+            <w:webHidden/>
+          </w:rPr>
+          <w:fldChar w:fldCharType="begin"/>
+        </w:r>
+        <w:r>
+          <w:rPr>
+            <w:noProof/>
+            <w:webHidden/>
+          </w:rPr>
+          <w:instrText xml:space="preserve"> PAGEREF _Toc214515630 \h </w:instrText>
+        </w:r>
+        <w:r>
+          <w:rPr>
+            <w:noProof/>
+            <w:webHidden/>
+          </w:rPr>
+        </w:r>
+        <w:r>
+          <w:rPr>
+            <w:noProof/>
+            <w:webHidden/>
+          </w:rPr>
+          <w:fldChar w:fldCharType="separate"/>
+        </w:r>
+        <w:r>
+          <w:rPr>
+            <w:noProof/>
+            <w:webHidden/>
+          </w:rPr>
+          <w:t>2</w:t>
+        </w:r>
+        <w:r>
+          <w:rPr>
+            <w:noProof/>
+            <w:webHidden/>
+          </w:rPr>
+          <w:fldChar w:fldCharType="end"/>
+        </w:r>
+      </w:hyperlink>
+    </w:p>
+    <w:p>
+      <w:pPr>
+        <w:pStyle w:val="TOC1"/>
+        <w:tabs>
+          <w:tab w:val="left" w:pos="720"/>
+          <w:tab w:val="right" w:pos="9350"/>
+        </w:tabs>
+        <w:rPr>
+          <w:rFonts w:asciiTheme="minorHAnsi" w:hAnsiTheme="minorHAnsi" w:cstheme="minorBidi"/>
+          <w:b w:val="0"/>
+          <w:noProof/>
+          <w:kern w:val="2"/>
+          <w:szCs w:val="24"/>
+          <w14:ligatures w14:val="standardContextual"/>
+        </w:rPr>
+      </w:pPr>
+      <w:hyperlink w:anchor="_Toc214515631" w:history="1">
+        <w:r>
+          <w:rPr>
+            <w:rStyle w:val="Hyperlink"/>
+            <w:noProof/>
+          </w:rPr>
+          <w:t>1.4</w:t>
+        </w:r>
+        <w:r>
+          <w:rPr>
+            <w:rFonts w:asciiTheme="minorHAnsi" w:hAnsiTheme="minorHAnsi" w:cstheme="minorBidi"/>
+            <w:b w:val="0"/>
+            <w:noProof/>
+            <w:kern w:val="2"/>
+            <w:szCs w:val="24"/>
+            <w14:ligatures w14:val="standardContextual"/>
+          </w:rPr>
+          <w:tab/>
+        </w:r>
+        <w:r>
+          <w:rPr>
+            <w:rStyle w:val="Hyperlink"/>
+            <w:noProof/>
+          </w:rPr>
+          <w:t>Scope of the Study</w:t>
+        </w:r>
+        <w:r>
+          <w:rPr>
+            <w:noProof/>
+            <w:webHidden/>
+          </w:rPr>
+          <w:tab/>
+        </w:r>
+        <w:r>
+          <w:rPr>
+            <w:noProof/>
+            <w:webHidden/>
+          </w:rPr>
+          <w:fldChar w:fldCharType="begin"/>
+        </w:r>
+        <w:r>
+          <w:rPr>
+            <w:noProof/>
+            <w:webHidden/>
+          </w:rPr>
+          <w:instrText xml:space="preserve"> PAGEREF _Toc214515631 \h </w:instrText>
+        </w:r>
+        <w:r>
+          <w:rPr>
+            <w:noProof/>
+            <w:webHidden/>
+          </w:rPr>
+        </w:r>
+        <w:r>
+          <w:rPr>
+            <w:noProof/>
+            <w:webHidden/>
+          </w:rPr>
+          <w:fldChar w:fldCharType="separate"/>
+        </w:r>
+        <w:r>
+          <w:rPr>
+            <w:noProof/>
+            <w:webHidden/>
+          </w:rPr>
+          <w:t>3</w:t>
+        </w:r>
+        <w:r>
+          <w:rPr>
+            <w:noProof/>
+            <w:webHidden/>
+          </w:rPr>
+          <w:fldChar w:fldCharType="end"/>
+        </w:r>
+      </w:hyperlink>
+    </w:p>
+    <w:p>
+      <w:pPr>
+        <w:pStyle w:val="TOC1"/>
+        <w:tabs>
+          <w:tab w:val="left" w:pos="720"/>
+          <w:tab w:val="right" w:pos="9350"/>
+        </w:tabs>
+        <w:rPr>
+          <w:rFonts w:asciiTheme="minorHAnsi" w:hAnsiTheme="minorHAnsi" w:cstheme="minorBidi"/>
+          <w:b w:val="0"/>
+          <w:noProof/>
+          <w:kern w:val="2"/>
+          <w:szCs w:val="24"/>
+          <w14:ligatures w14:val="standardContextual"/>
+        </w:rPr>
+      </w:pPr>
+      <w:hyperlink w:anchor="_Toc214515632" w:history="1">
+        <w:r>
+          <w:rPr>
+            <w:rStyle w:val="Hyperlink"/>
+            <w:noProof/>
+          </w:rPr>
+          <w:t>1.5</w:t>
+        </w:r>
+        <w:r>
+          <w:rPr>
+            <w:rFonts w:asciiTheme="minorHAnsi" w:hAnsiTheme="minorHAnsi" w:cstheme="minorBidi"/>
+            <w:b w:val="0"/>
+            <w:noProof/>
+            <w:kern w:val="2"/>
+            <w:szCs w:val="24"/>
+            <w14:ligatures w14:val="standardContextual"/>
+          </w:rPr>
+          <w:tab/>
+        </w:r>
+        <w:r>
+          <w:rPr>
+            <w:rStyle w:val="Hyperlink"/>
+            <w:noProof/>
+          </w:rPr>
+          <w:t>Significance of the Study</w:t>
+        </w:r>
+        <w:r>
+          <w:rPr>
+            <w:noProof/>
+            <w:webHidden/>
+          </w:rPr>
+          <w:tab/>
+        </w:r>
+        <w:r>
+          <w:rPr>
+            <w:noProof/>
+            <w:webHidden/>
+          </w:rPr>
+          <w:fldChar w:fldCharType="begin"/>
+        </w:r>
+        <w:r>
+          <w:rPr>
+            <w:noProof/>
+            <w:webHidden/>
+          </w:rPr>
+          <w:instrText xml:space="preserve"> PAGEREF _Toc214515632 \h </w:instrText>
+        </w:r>
+        <w:r>
+          <w:rPr>
+            <w:noProof/>
+            <w:webHidden/>
+          </w:rPr>
+        </w:r>
+        <w:r>
+          <w:rPr>
+            <w:noProof/>
+            <w:webHidden/>
+          </w:rPr>
+          <w:fldChar w:fldCharType="separate"/>
+        </w:r>
+        <w:r>
+          <w:rPr>
+            <w:noProof/>
+            <w:webHidden/>
+          </w:rPr>
+          <w:t>3</w:t>
+        </w:r>
+        <w:r>
+          <w:rPr>
+            <w:noProof/>
+            <w:webHidden/>
+          </w:rPr>
+          <w:fldChar w:fldCharType="end"/>
+        </w:r>
+      </w:hyperlink>
+    </w:p>
+    <w:p>
+      <w:pPr>
+        <w:pStyle w:val="TOC1"/>
+        <w:tabs>
+          <w:tab w:val="left" w:pos="720"/>
+          <w:tab w:val="right" w:pos="9350"/>
+        </w:tabs>
+        <w:rPr>
+          <w:rFonts w:asciiTheme="minorHAnsi" w:hAnsiTheme="minorHAnsi" w:cstheme="minorBidi"/>
+          <w:b w:val="0"/>
+          <w:noProof/>
+          <w:kern w:val="2"/>
+          <w:szCs w:val="24"/>
+          <w14:ligatures w14:val="standardContextual"/>
+        </w:rPr>
+      </w:pPr>
+      <w:hyperlink w:anchor="_Toc214515633" w:history="1">
+        <w:r>
+          <w:rPr>
+            <w:rStyle w:val="Hyperlink"/>
+            <w:noProof/>
+          </w:rPr>
+          <w:t>1.6</w:t>
+        </w:r>
+        <w:r>
+          <w:rPr>
+            <w:rFonts w:asciiTheme="minorHAnsi" w:hAnsiTheme="minorHAnsi" w:cstheme="minorBidi"/>
+            <w:b w:val="0"/>
+            <w:noProof/>
+            <w:kern w:val="2"/>
+            <w:szCs w:val="24"/>
+            <w14:ligatures w14:val="standardContextual"/>
+          </w:rPr>
+          <w:tab/>
+        </w:r>
+        <w:r>
+          <w:rPr>
+            <w:rStyle w:val="Hyperlink"/>
+            <w:noProof/>
+          </w:rPr>
+          <w:t>Limitations of the Study</w:t>
+        </w:r>
+        <w:r>
+          <w:rPr>
+            <w:noProof/>
+            <w:webHidden/>
+          </w:rPr>
+          <w:tab/>
+        </w:r>
+        <w:r>
+          <w:rPr>
+            <w:noProof/>
+            <w:webHidden/>
+          </w:rPr>
+          <w:fldChar w:fldCharType="begin"/>
+        </w:r>
+        <w:r>
+          <w:rPr>
+            <w:noProof/>
+            <w:webHidden/>
+          </w:rPr>
+          <w:instrText xml:space="preserve"> PAGEREF _Toc214515633 \h </w:instrText>
+        </w:r>
+        <w:r>
+          <w:rPr>
+            <w:noProof/>
+            <w:webHidden/>
+          </w:rPr>
+        </w:r>
+        <w:r>
+          <w:rPr>
+            <w:noProof/>
+            <w:webHidden/>
+          </w:rPr>
+          <w:fldChar w:fldCharType="separate"/>
+        </w:r>
+        <w:r>
+          <w:rPr>
+            <w:noProof/>
+            <w:webHidden/>
+          </w:rPr>
+          <w:t>4</w:t>
+        </w:r>
+        <w:r>
+          <w:rPr>
+            <w:noProof/>
+            <w:webHidden/>
+          </w:rPr>
+          <w:fldChar w:fldCharType="end"/>
+        </w:r>
+      </w:hyperlink>
+    </w:p>
+    <w:p>
+      <w:pPr>
+        <w:pStyle w:val="TOC1"/>
+        <w:tabs>
+          <w:tab w:val="left" w:pos="720"/>
+          <w:tab w:val="right" w:pos="9350"/>
+        </w:tabs>
+        <w:rPr>
+          <w:rFonts w:asciiTheme="minorHAnsi" w:hAnsiTheme="minorHAnsi" w:cstheme="minorBidi"/>
+          <w:b w:val="0"/>
+          <w:noProof/>
+          <w:kern w:val="2"/>
+          <w:szCs w:val="24"/>
+          <w14:ligatures w14:val="standardContextual"/>
+        </w:rPr>
+      </w:pPr>
+      <w:hyperlink w:anchor="_Toc214515634" w:history="1">
+        <w:r>
+          <w:rPr>
+            <w:rStyle w:val="Hyperlink"/>
+            <w:noProof/>
+          </w:rPr>
+          <w:t>1.7</w:t>
+        </w:r>
+        <w:r>
+          <w:rPr>
+            <w:rFonts w:asciiTheme="minorHAnsi" w:hAnsiTheme="minorHAnsi" w:cstheme="minorBidi"/>
+            <w:b w:val="0"/>
+            <w:noProof/>
+            <w:kern w:val="2"/>
+            <w:szCs w:val="24"/>
+            <w14:ligatures w14:val="standardContextual"/>
+          </w:rPr>
+          <w:tab/>
+        </w:r>
+        <w:r>
+          <w:rPr>
+            <w:rStyle w:val="Hyperlink"/>
+            <w:noProof/>
+          </w:rPr>
+          <w:t>Definition of Terms</w:t>
+        </w:r>
+        <w:r>
+          <w:rPr>
+            <w:noProof/>
+            <w:webHidden/>
+          </w:rPr>
+          <w:tab/>
+        </w:r>
+        <w:r>
+          <w:rPr>
+            <w:noProof/>
+            <w:webHidden/>
+          </w:rPr>
+          <w:fldChar w:fldCharType="begin"/>
+        </w:r>
+        <w:r>
+          <w:rPr>
+            <w:noProof/>
+            <w:webHidden/>
+          </w:rPr>
+          <w:instrText xml:space="preserve"> PAGEREF _Toc214515634 \h </w:instrText>
+        </w:r>
+        <w:r>
+          <w:rPr>
+            <w:noProof/>
+            <w:webHidden/>
+          </w:rPr>
+        </w:r>
+        <w:r>
+          <w:rPr>
+            <w:noProof/>
+            <w:webHidden/>
+          </w:rPr>
+          <w:fldChar w:fldCharType="separate"/>
+        </w:r>
+        <w:r>
+          <w:rPr>
+            <w:noProof/>
+            <w:webHidden/>
+          </w:rPr>
+          <w:t>4</w:t>
+        </w:r>
+        <w:r>
+          <w:rPr>
+            <w:noProof/>
+            <w:webHidden/>
+          </w:rPr>
+          <w:fldChar w:fldCharType="end"/>
+        </w:r>
+      </w:hyperlink>
+    </w:p>
+    <w:p>
+      <w:pPr>
+        <w:pStyle w:val="TOC1"/>
+        <w:tabs>
+          <w:tab w:val="right" w:pos="9350"/>
+        </w:tabs>
+        <w:rPr>
+          <w:rFonts w:asciiTheme="minorHAnsi" w:hAnsiTheme="minorHAnsi" w:cstheme="minorBidi"/>
+          <w:b w:val="0"/>
+          <w:noProof/>
+          <w:kern w:val="2"/>
+          <w:szCs w:val="24"/>
+          <w14:ligatures w14:val="standardContextual"/>
+        </w:rPr>
+      </w:pPr>
+      <w:hyperlink w:anchor="_Toc214515635" w:history="1">
+        <w:r>
+          <w:rPr>
+            <w:rStyle w:val="Hyperlink"/>
+            <w:noProof/>
+          </w:rPr>
+          <w:t>2.0 Introduction</w:t>
+        </w:r>
+        <w:r>
+          <w:rPr>
+            <w:noProof/>
+            <w:webHidden/>
+          </w:rPr>
+          <w:tab/>
+        </w:r>
+        <w:r>
+          <w:rPr>
+            <w:noProof/>
+            <w:webHidden/>
+          </w:rPr>
+          <w:fldChar w:fldCharType="begin"/>
+        </w:r>
+        <w:r>
+          <w:rPr>
+            <w:noProof/>
+            <w:webHidden/>
+          </w:rPr>
+          <w:instrText xml:space="preserve"> PAGEREF _Toc214515635 \h </w:instrText>
+        </w:r>
+        <w:r>
+          <w:rPr>
+            <w:noProof/>
+            <w:webHidden/>
+          </w:rPr>
+        </w:r>
+        <w:r>
+          <w:rPr>
+            <w:noProof/>
+            <w:webHidden/>
+          </w:rPr>
+          <w:fldChar w:fldCharType="separate"/>
+        </w:r>
+        <w:r>
+          <w:rPr>
+            <w:noProof/>
+            <w:webHidden/>
+          </w:rPr>
+          <w:t>7</w:t>
+        </w:r>
+        <w:r>
+          <w:rPr>
+            <w:noProof/>
+            <w:webHidden/>
+          </w:rPr>
+          <w:fldChar w:fldCharType="end"/>
+        </w:r>
+      </w:hyperlink>
+    </w:p>
+    <w:p>
+      <w:pPr>
+        <w:pStyle w:val="TOC1"/>
+        <w:tabs>
+          <w:tab w:val="right" w:pos="9350"/>
+        </w:tabs>
+        <w:rPr>
+          <w:rFonts w:asciiTheme="minorHAnsi" w:hAnsiTheme="minorHAnsi" w:cstheme="minorBidi"/>
+          <w:b w:val="0"/>
+          <w:noProof/>
+          <w:kern w:val="2"/>
+          <w:szCs w:val="24"/>
+          <w14:ligatures w14:val="standardContextual"/>
+        </w:rPr>
+      </w:pPr>
+      <w:hyperlink w:anchor="_Toc214515636" w:history="1">
+        <w:r>
+          <w:rPr>
+            <w:rStyle w:val="Hyperlink"/>
+            <w:noProof/>
+          </w:rPr>
+          <w:t>2.1 Theoretical Background</w:t>
+        </w:r>
+        <w:r>
+          <w:rPr>
+            <w:noProof/>
+            <w:webHidden/>
+          </w:rPr>
+          <w:tab/>
+        </w:r>
+        <w:r>
+          <w:rPr>
+            <w:noProof/>
+            <w:webHidden/>
+          </w:rPr>
+          <w:fldChar w:fldCharType="begin"/>
+        </w:r>
+        <w:r>
+          <w:rPr>
+            <w:noProof/>
+            <w:webHidden/>
+          </w:rPr>
+          <w:instrText xml:space="preserve"> PAGEREF _Toc214515636 \h </w:instrText>
+        </w:r>
+        <w:r>
+          <w:rPr>
+            <w:noProof/>
+            <w:webHidden/>
+          </w:rPr>
+        </w:r>
+        <w:r>
+          <w:rPr>
+            <w:noProof/>
+            <w:webHidden/>
+          </w:rPr>
+          <w:fldChar w:fldCharType="separate"/>
+        </w:r>
+        <w:r>
+          <w:rPr>
+            <w:noProof/>
+            <w:webHidden/>
+          </w:rPr>
+          <w:t>7</w:t>
+        </w:r>
+        <w:r>
+          <w:rPr>
+            <w:noProof/>
+            <w:webHidden/>
+          </w:rPr>
+          <w:fldChar w:fldCharType="end"/>
+        </w:r>
+      </w:hyperlink>
+    </w:p>
+    <w:p>
+      <w:pPr>
+        <w:pStyle w:val="TOC1"/>
+        <w:tabs>
+          <w:tab w:val="left" w:pos="960"/>
+          <w:tab w:val="right" w:pos="9350"/>
+        </w:tabs>
+        <w:rPr>
+          <w:rFonts w:asciiTheme="minorHAnsi" w:hAnsiTheme="minorHAnsi" w:cstheme="minorBidi"/>
+          <w:b w:val="0"/>
+          <w:noProof/>
+          <w:kern w:val="2"/>
+          <w:szCs w:val="24"/>
+          <w14:ligatures w14:val="standardContextual"/>
+        </w:rPr>
+      </w:pPr>
+      <w:hyperlink w:anchor="_Toc214515637" w:history="1">
+        <w:r>
+          <w:rPr>
+            <w:rStyle w:val="Hyperlink"/>
+            <w:noProof/>
+          </w:rPr>
+          <w:t>2.1.1</w:t>
+        </w:r>
+        <w:r>
+          <w:rPr>
+            <w:rFonts w:asciiTheme="minorHAnsi" w:hAnsiTheme="minorHAnsi" w:cstheme="minorBidi"/>
+            <w:b w:val="0"/>
+            <w:noProof/>
+            <w:kern w:val="2"/>
+            <w:szCs w:val="24"/>
+            <w14:ligatures w14:val="standardContextual"/>
+          </w:rPr>
+          <w:tab/>
+        </w:r>
+        <w:r>
+          <w:rPr>
+            <w:rStyle w:val="Hyperlink"/>
+            <w:noProof/>
+          </w:rPr>
+          <w:t>Concepts</w:t>
+        </w:r>
+        <w:r>
+          <w:rPr>
+            <w:noProof/>
+            <w:webHidden/>
+          </w:rPr>
+          <w:tab/>
+        </w:r>
+        <w:r>
+          <w:rPr>
+            <w:noProof/>
+            <w:webHidden/>
+          </w:rPr>
+          <w:fldChar w:fldCharType="begin"/>
+        </w:r>
+        <w:r>
+          <w:rPr>
+            <w:noProof/>
+            <w:webHidden/>
+          </w:rPr>
+          <w:instrText xml:space="preserve"> PAGEREF _Toc214515637 \h </w:instrText>
+        </w:r>
+        <w:r>
+          <w:rPr>
+            <w:noProof/>
+            <w:webHidden/>
+          </w:rPr>
+        </w:r>
+        <w:r>
+          <w:rPr>
+            <w:noProof/>
+            <w:webHidden/>
+          </w:rPr>
+          <w:fldChar w:fldCharType="separate"/>
+        </w:r>
+        <w:r>
+          <w:rPr>
+            <w:noProof/>
+            <w:webHidden/>
+          </w:rPr>
+          <w:t>7</w:t>
+        </w:r>
+        <w:r>
+          <w:rPr>
+            <w:noProof/>
+            <w:webHidden/>
+          </w:rPr>
+          <w:fldChar w:fldCharType="end"/>
+        </w:r>
+      </w:hyperlink>
+    </w:p>
+    <w:p>
+      <w:pPr>
+        <w:pStyle w:val="TOC1"/>
+        <w:tabs>
+          <w:tab w:val="left" w:pos="960"/>
+          <w:tab w:val="right" w:pos="9350"/>
+        </w:tabs>
+        <w:rPr>
+          <w:rFonts w:asciiTheme="minorHAnsi" w:hAnsiTheme="minorHAnsi" w:cstheme="minorBidi"/>
+          <w:b w:val="0"/>
+          <w:noProof/>
+          <w:kern w:val="2"/>
+          <w:szCs w:val="24"/>
+          <w14:ligatures w14:val="standardContextual"/>
+        </w:rPr>
+      </w:pPr>
+      <w:hyperlink w:anchor="_Toc214515638" w:history="1">
+        <w:r>
+          <w:rPr>
+            <w:rStyle w:val="Hyperlink"/>
+            <w:noProof/>
+          </w:rPr>
+          <w:t>2.1.2</w:t>
+        </w:r>
+        <w:r>
+          <w:rPr>
+            <w:rFonts w:asciiTheme="minorHAnsi" w:hAnsiTheme="minorHAnsi" w:cstheme="minorBidi"/>
+            <w:b w:val="0"/>
+            <w:noProof/>
+            <w:kern w:val="2"/>
+            <w:szCs w:val="24"/>
+            <w14:ligatures w14:val="standardContextual"/>
+          </w:rPr>
+          <w:tab/>
+        </w:r>
+        <w:r>
+          <w:rPr>
+            <w:rStyle w:val="Hyperlink"/>
+            <w:noProof/>
+          </w:rPr>
+          <w:t>Technology</w:t>
+        </w:r>
+        <w:r>
+          <w:rPr>
+            <w:noProof/>
+            <w:webHidden/>
+          </w:rPr>
+          <w:tab/>
+        </w:r>
+        <w:r>
+          <w:rPr>
+            <w:noProof/>
+            <w:webHidden/>
+          </w:rPr>
+          <w:fldChar w:fldCharType="begin"/>
+        </w:r>
+        <w:r>
+          <w:rPr>
+            <w:noProof/>
+            <w:webHidden/>
+          </w:rPr>
+          <w:instrText xml:space="preserve"> PAGEREF _Toc214515638 \h </w:instrText>
+        </w:r>
+        <w:r>
+          <w:rPr>
+            <w:noProof/>
+            <w:webHidden/>
+          </w:rPr>
+        </w:r>
+        <w:r>
+          <w:rPr>
+            <w:noProof/>
+            <w:webHidden/>
+          </w:rPr>
+          <w:fldChar w:fldCharType="separate"/>
+        </w:r>
+        <w:r>
+          <w:rPr>
+            <w:noProof/>
+            <w:webHidden/>
+          </w:rPr>
+          <w:t>8</w:t>
+        </w:r>
+        <w:r>
+          <w:rPr>
+            <w:noProof/>
+            <w:webHidden/>
+          </w:rPr>
+          <w:fldChar w:fldCharType="end"/>
+        </w:r>
+      </w:hyperlink>
+    </w:p>
+    <w:p>
+      <w:pPr>
+        <w:pStyle w:val="TOC1"/>
+        <w:tabs>
+          <w:tab w:val="left" w:pos="720"/>
+          <w:tab w:val="right" w:pos="9350"/>
+        </w:tabs>
+        <w:rPr>
+          <w:rFonts w:asciiTheme="minorHAnsi" w:hAnsiTheme="minorHAnsi" w:cstheme="minorBidi"/>
+          <w:b w:val="0"/>
+          <w:noProof/>
+          <w:kern w:val="2"/>
+          <w:szCs w:val="24"/>
+          <w14:ligatures w14:val="standardContextual"/>
+        </w:rPr>
+      </w:pPr>
+      <w:hyperlink w:anchor="_Toc214515639" w:history="1">
+        <w:r>
+          <w:rPr>
+            <w:rStyle w:val="Hyperlink"/>
+            <w:noProof/>
+          </w:rPr>
+          <w:t>2.2</w:t>
+        </w:r>
+        <w:r>
+          <w:rPr>
+            <w:rFonts w:asciiTheme="minorHAnsi" w:hAnsiTheme="minorHAnsi" w:cstheme="minorBidi"/>
+            <w:b w:val="0"/>
+            <w:noProof/>
+            <w:kern w:val="2"/>
+            <w:szCs w:val="24"/>
+            <w14:ligatures w14:val="standardContextual"/>
+          </w:rPr>
+          <w:tab/>
+        </w:r>
+        <w:r>
+          <w:rPr>
+            <w:rStyle w:val="Hyperlink"/>
+            <w:noProof/>
+          </w:rPr>
+          <w:t>Review of Related Literature</w:t>
+        </w:r>
+        <w:r>
+          <w:rPr>
+            <w:noProof/>
+            <w:webHidden/>
+          </w:rPr>
+          <w:tab/>
+        </w:r>
+        <w:r>
+          <w:rPr>
+            <w:noProof/>
+            <w:webHidden/>
+          </w:rPr>
+          <w:fldChar w:fldCharType="begin"/>
+        </w:r>
+        <w:r>
+          <w:rPr>
+            <w:noProof/>
+            <w:webHidden/>
+          </w:rPr>
+          <w:instrText xml:space="preserve"> PAGEREF _Toc214515639 \h </w:instrText>
+        </w:r>
+        <w:r>
+          <w:rPr>
+            <w:noProof/>
+            <w:webHidden/>
+          </w:rPr>
+        </w:r>
+        <w:r>
+          <w:rPr>
+            <w:noProof/>
+            <w:webHidden/>
+          </w:rPr>
+          <w:fldChar w:fldCharType="separate"/>
+        </w:r>
+        <w:r>
+          <w:rPr>
+            <w:noProof/>
+            <w:webHidden/>
+          </w:rPr>
+          <w:t>9</w:t>
+        </w:r>
+        <w:r>
+          <w:rPr>
+            <w:noProof/>
+            <w:webHidden/>
+          </w:rPr>
+          <w:fldChar w:fldCharType="end"/>
+        </w:r>
+      </w:hyperlink>
+    </w:p>
+    <w:p>
+      <w:pPr>
+        <w:pStyle w:val="TOC1"/>
+        <w:tabs>
+          <w:tab w:val="left" w:pos="720"/>
+          <w:tab w:val="right" w:pos="9350"/>
+        </w:tabs>
+        <w:rPr>
+          <w:rFonts w:asciiTheme="minorHAnsi" w:hAnsiTheme="minorHAnsi" w:cstheme="minorBidi"/>
+          <w:b w:val="0"/>
+          <w:noProof/>
+          <w:kern w:val="2"/>
+          <w:szCs w:val="24"/>
+          <w14:ligatures w14:val="standardContextual"/>
+        </w:rPr>
+      </w:pPr>
+      <w:hyperlink w:anchor="_Toc214515640" w:history="1">
+        <w:r>
+          <w:rPr>
+            <w:rStyle w:val="Hyperlink"/>
+            <w:noProof/>
+          </w:rPr>
+          <w:t>3.1</w:t>
+        </w:r>
+        <w:r>
+          <w:rPr>
+            <w:rFonts w:asciiTheme="minorHAnsi" w:hAnsiTheme="minorHAnsi" w:cstheme="minorBidi"/>
+            <w:b w:val="0"/>
+            <w:noProof/>
+            <w:kern w:val="2"/>
+            <w:szCs w:val="24"/>
+            <w14:ligatures w14:val="standardContextual"/>
+          </w:rPr>
+          <w:tab/>
+        </w:r>
+        <w:r>
+          <w:rPr>
+            <w:rStyle w:val="Hyperlink"/>
+            <w:noProof/>
+          </w:rPr>
+          <w:t>Research Methodology</w:t>
+        </w:r>
+        <w:r>
+          <w:rPr>
+            <w:noProof/>
+            <w:webHidden/>
+          </w:rPr>
+          <w:tab/>
+        </w:r>
+        <w:r>
+          <w:rPr>
+            <w:noProof/>
+            <w:webHidden/>
+          </w:rPr>
+          <w:fldChar w:fldCharType="begin"/>
+        </w:r>
+        <w:r>
+          <w:rPr>
+            <w:noProof/>
+            <w:webHidden/>
+          </w:rPr>
+          <w:instrText xml:space="preserve"> PAGEREF _Toc214515640 \h </w:instrText>
+        </w:r>
+        <w:r>
+          <w:rPr>
+            <w:noProof/>
+            <w:webHidden/>
+          </w:rPr>
+        </w:r>
+        <w:r>
+          <w:rPr>
+            <w:noProof/>
+            <w:webHidden/>
+          </w:rPr>
+          <w:fldChar w:fldCharType="separate"/>
+        </w:r>
+        <w:r>
+          <w:rPr>
+            <w:noProof/>
+            <w:webHidden/>
+          </w:rPr>
+          <w:t>14</w:t>
+        </w:r>
+        <w:r>
+          <w:rPr>
+            <w:noProof/>
+            <w:webHidden/>
+          </w:rPr>
+          <w:fldChar w:fldCharType="end"/>
+        </w:r>
+      </w:hyperlink>
+    </w:p>
+    <w:p>
+      <w:pPr>
+        <w:pStyle w:val="TOC1"/>
+        <w:tabs>
+          <w:tab w:val="left" w:pos="720"/>
+          <w:tab w:val="right" w:pos="9350"/>
+        </w:tabs>
+        <w:rPr>
+          <w:rFonts w:asciiTheme="minorHAnsi" w:hAnsiTheme="minorHAnsi" w:cstheme="minorBidi"/>
+          <w:b w:val="0"/>
+          <w:noProof/>
+          <w:kern w:val="2"/>
+          <w:szCs w:val="24"/>
+          <w14:ligatures w14:val="standardContextual"/>
+        </w:rPr>
+      </w:pPr>
+      <w:hyperlink w:anchor="_Toc214515641" w:history="1">
+        <w:r>
+          <w:rPr>
+            <w:rStyle w:val="Hyperlink"/>
+            <w:noProof/>
+          </w:rPr>
+          <w:t>3.2</w:t>
+        </w:r>
+        <w:r>
+          <w:rPr>
+            <w:rFonts w:asciiTheme="minorHAnsi" w:hAnsiTheme="minorHAnsi" w:cstheme="minorBidi"/>
+            <w:b w:val="0"/>
+            <w:noProof/>
+            <w:kern w:val="2"/>
+            <w:szCs w:val="24"/>
+            <w14:ligatures w14:val="standardContextual"/>
+          </w:rPr>
+          <w:tab/>
+        </w:r>
+        <w:r>
+          <w:rPr>
+            <w:rStyle w:val="Hyperlink"/>
+            <w:noProof/>
+          </w:rPr>
+          <w:t>Systems Analysis</w:t>
+        </w:r>
+        <w:r>
+          <w:rPr>
+            <w:noProof/>
+            <w:webHidden/>
+          </w:rPr>
+          <w:tab/>
+        </w:r>
+        <w:r>
+          <w:rPr>
+            <w:noProof/>
+            <w:webHidden/>
+          </w:rPr>
+          <w:fldChar w:fldCharType="begin"/>
+        </w:r>
+        <w:r>
+          <w:rPr>
+            <w:noProof/>
+            <w:webHidden/>
+          </w:rPr>
+          <w:instrText xml:space="preserve"> PAGEREF _Toc214515641 \h </w:instrText>
+        </w:r>
+        <w:r>
+          <w:rPr>
+            <w:noProof/>
+            <w:webHidden/>
+          </w:rPr>
+        </w:r>
+        <w:r>
+          <w:rPr>
+            <w:noProof/>
+            <w:webHidden/>
+          </w:rPr>
+          <w:fldChar w:fldCharType="separate"/>
+        </w:r>
+        <w:r>
+          <w:rPr>
+            <w:noProof/>
+            <w:webHidden/>
+          </w:rPr>
+          <w:t>14</w:t>
+        </w:r>
+        <w:r>
+          <w:rPr>
+            <w:noProof/>
+            <w:webHidden/>
+          </w:rPr>
+          <w:fldChar w:fldCharType="end"/>
+        </w:r>
+      </w:hyperlink>
+    </w:p>
+    <w:p>
+      <w:pPr>
+        <w:pStyle w:val="TOC2"/>
+        <w:tabs>
+          <w:tab w:val="left" w:pos="960"/>
+          <w:tab w:val="right" w:pos="9350"/>
+        </w:tabs>
+        <w:rPr>
+          <w:rFonts w:cstheme="minorBidi"/>
+          <w:noProof/>
+          <w:kern w:val="2"/>
+          <w:sz w:val="24"/>
+          <w:szCs w:val="24"/>
+          <w14:ligatures w14:val="standardContextual"/>
+        </w:rPr>
+      </w:pPr>
+      <w:hyperlink w:anchor="_Toc214515642" w:history="1">
+        <w:r>
+          <w:rPr>
+            <w:rStyle w:val="Hyperlink"/>
+            <w:noProof/>
+          </w:rPr>
+          <w:t>3.2.1</w:t>
+        </w:r>
+        <w:r>
+          <w:rPr>
+            <w:rFonts w:cstheme="minorBidi"/>
+            <w:noProof/>
+            <w:kern w:val="2"/>
+            <w:sz w:val="24"/>
+            <w:szCs w:val="24"/>
+            <w14:ligatures w14:val="standardContextual"/>
+          </w:rPr>
+          <w:tab/>
+        </w:r>
+        <w:r>
+          <w:rPr>
+            <w:rStyle w:val="Hyperlink"/>
+            <w:noProof/>
+          </w:rPr>
+          <w:t>Description of the Existing System</w:t>
+        </w:r>
+        <w:r>
+          <w:rPr>
+            <w:noProof/>
+            <w:webHidden/>
+          </w:rPr>
+          <w:tab/>
+        </w:r>
+        <w:r>
+          <w:rPr>
+            <w:noProof/>
+            <w:webHidden/>
+          </w:rPr>
+          <w:fldChar w:fldCharType="begin"/>
+        </w:r>
+        <w:r>
+          <w:rPr>
+            <w:noProof/>
+            <w:webHidden/>
+          </w:rPr>
+          <w:instrText xml:space="preserve"> PAGEREF _Toc214515642 \h </w:instrText>
+        </w:r>
+        <w:r>
+          <w:rPr>
+            <w:noProof/>
+            <w:webHidden/>
+          </w:rPr>
+        </w:r>
+        <w:r>
+          <w:rPr>
+            <w:noProof/>
+            <w:webHidden/>
+          </w:rPr>
+          <w:fldChar w:fldCharType="separate"/>
+        </w:r>
+        <w:r>
+          <w:rPr>
+            <w:noProof/>
+            <w:webHidden/>
+          </w:rPr>
+          <w:t>14</w:t>
+        </w:r>
+        <w:r>
+          <w:rPr>
+            <w:noProof/>
+            <w:webHidden/>
+          </w:rPr>
+          <w:fldChar w:fldCharType="end"/>
+        </w:r>
+      </w:hyperlink>
+    </w:p>
+    <w:p>
+      <w:pPr>
+        <w:pStyle w:val="TOC3"/>
+        <w:tabs>
+          <w:tab w:val="right" w:pos="9350"/>
+        </w:tabs>
+        <w:rPr>
+          <w:rFonts w:cstheme="minorBidi"/>
+          <w:noProof/>
+          <w:kern w:val="2"/>
+          <w:sz w:val="24"/>
+          <w:szCs w:val="24"/>
+          <w14:ligatures w14:val="standardContextual"/>
+        </w:rPr>
+      </w:pPr>
+      <w:hyperlink w:anchor="_Toc214515643" w:history="1">
+        <w:r>
+          <w:rPr>
+            <w:rStyle w:val="Hyperlink"/>
+            <w:noProof/>
+          </w:rPr>
+          <w:t>3.2.1.1 Weaknesses of the Existing System</w:t>
+        </w:r>
+        <w:r>
+          <w:rPr>
+            <w:noProof/>
+            <w:webHidden/>
+          </w:rPr>
+          <w:tab/>
+        </w:r>
+        <w:r>
+          <w:rPr>
+            <w:noProof/>
+            <w:webHidden/>
+          </w:rPr>
+          <w:fldChar w:fldCharType="begin"/>
+        </w:r>
+        <w:r>
+          <w:rPr>
+            <w:noProof/>
+            <w:webHidden/>
+          </w:rPr>
+          <w:instrText xml:space="preserve"> PAGEREF _Toc214515643 \h </w:instrText>
+        </w:r>
+        <w:r>
+          <w:rPr>
+            <w:noProof/>
+            <w:webHidden/>
+          </w:rPr>
+        </w:r>
+        <w:r>
+          <w:rPr>
+            <w:noProof/>
+            <w:webHidden/>
+          </w:rPr>
+          <w:fldChar w:fldCharType="separate"/>
+        </w:r>
+        <w:r>
+          <w:rPr>
+            <w:noProof/>
+            <w:webHidden/>
+          </w:rPr>
+          <w:t>15</w:t>
+        </w:r>
+        <w:r>
+          <w:rPr>
+            <w:noProof/>
+            <w:webHidden/>
+          </w:rPr>
+          <w:fldChar w:fldCharType="end"/>
+        </w:r>
+      </w:hyperlink>
+    </w:p>
+    <w:p>
+      <w:pPr>
+        <w:pStyle w:val="TOC2"/>
+        <w:tabs>
+          <w:tab w:val="right" w:pos="9350"/>
+        </w:tabs>
+        <w:rPr>
+          <w:rFonts w:cstheme="minorBidi"/>
+          <w:noProof/>
+          <w:kern w:val="2"/>
+          <w:sz w:val="24"/>
+          <w:szCs w:val="24"/>
+          <w14:ligatures w14:val="standardContextual"/>
+        </w:rPr>
+      </w:pPr>
+      <w:hyperlink w:anchor="_Toc214515644" w:history="1">
+        <w:r>
+          <w:rPr>
+            <w:rStyle w:val="Hyperlink"/>
+            <w:noProof/>
+          </w:rPr>
+          <w:t>3.2.2 Analysis of the Proposed System</w:t>
+        </w:r>
+        <w:r>
+          <w:rPr>
+            <w:noProof/>
+            <w:webHidden/>
+          </w:rPr>
+          <w:tab/>
+        </w:r>
+        <w:r>
+          <w:rPr>
+            <w:noProof/>
+            <w:webHidden/>
+          </w:rPr>
+          <w:fldChar w:fldCharType="begin"/>
+        </w:r>
+        <w:r>
+          <w:rPr>
+            <w:noProof/>
+            <w:webHidden/>
+          </w:rPr>
+          <w:instrText xml:space="preserve"> PAGEREF _Toc214515644 \h </w:instrText>
+        </w:r>
+        <w:r>
+          <w:rPr>
+            <w:noProof/>
+            <w:webHidden/>
+          </w:rPr>
+        </w:r>
+        <w:r>
+          <w:rPr>
+            <w:noProof/>
+            <w:webHidden/>
+          </w:rPr>
+          <w:fldChar w:fldCharType="separate"/>
+        </w:r>
+        <w:r>
+          <w:rPr>
+            <w:noProof/>
+            <w:webHidden/>
+          </w:rPr>
+          <w:t>16</w:t>
+        </w:r>
+        <w:r>
+          <w:rPr>
+            <w:noProof/>
+            <w:webHidden/>
+          </w:rPr>
+          <w:fldChar w:fldCharType="end"/>
+        </w:r>
+      </w:hyperlink>
+    </w:p>
+    <w:p>
+      <w:pPr>
+        <w:pStyle w:val="TOC3"/>
+        <w:tabs>
+          <w:tab w:val="left" w:pos="960"/>
+          <w:tab w:val="right" w:pos="9350"/>
+        </w:tabs>
+        <w:rPr>
+          <w:rFonts w:cstheme="minorBidi"/>
+          <w:noProof/>
+          <w:kern w:val="2"/>
+          <w:sz w:val="24"/>
+          <w:szCs w:val="24"/>
+          <w14:ligatures w14:val="standardContextual"/>
+        </w:rPr>
+      </w:pPr>
+      <w:hyperlink w:anchor="_Toc214515645" w:history="1">
+        <w:r>
+          <w:rPr>
+            <w:rStyle w:val="Hyperlink"/>
+            <w:noProof/>
+          </w:rPr>
+          <w:t>a)</w:t>
+        </w:r>
+        <w:r>
+          <w:rPr>
+            <w:rFonts w:cstheme="minorBidi"/>
+            <w:noProof/>
+            <w:kern w:val="2"/>
+            <w:sz w:val="24"/>
+            <w:szCs w:val="24"/>
+            <w14:ligatures w14:val="standardContextual"/>
+          </w:rPr>
+          <w:tab/>
+        </w:r>
+        <w:r>
+          <w:rPr>
+            <w:rStyle w:val="Hyperlink"/>
+            <w:noProof/>
+          </w:rPr>
+          <w:t>System Architecture</w:t>
+        </w:r>
+        <w:r>
+          <w:rPr>
+            <w:noProof/>
+            <w:webHidden/>
+          </w:rPr>
+          <w:tab/>
+        </w:r>
+        <w:r>
+          <w:rPr>
+            <w:noProof/>
+            <w:webHidden/>
+          </w:rPr>
+          <w:fldChar w:fldCharType="begin"/>
+        </w:r>
+        <w:r>
+          <w:rPr>
+            <w:noProof/>
+            <w:webHidden/>
+          </w:rPr>
+          <w:instrText xml:space="preserve"> PAGEREF _Toc214515645 \h </w:instrText>
+        </w:r>
+        <w:r>
+          <w:rPr>
+            <w:noProof/>
+            <w:webHidden/>
+          </w:rPr>
+        </w:r>
+        <w:r>
+          <w:rPr>
+            <w:noProof/>
+            <w:webHidden/>
+          </w:rPr>
+          <w:fldChar w:fldCharType="separate"/>
+        </w:r>
+        <w:r>
+          <w:rPr>
+            <w:noProof/>
+            <w:webHidden/>
+          </w:rPr>
+          <w:t>17</w:t>
+        </w:r>
+        <w:r>
+          <w:rPr>
+            <w:noProof/>
+            <w:webHidden/>
+          </w:rPr>
+          <w:fldChar w:fldCharType="end"/>
+        </w:r>
+      </w:hyperlink>
+    </w:p>
+    <w:p>
+      <w:pPr>
+        <w:pStyle w:val="TOC3"/>
+        <w:tabs>
+          <w:tab w:val="left" w:pos="960"/>
+          <w:tab w:val="right" w:pos="9350"/>
+        </w:tabs>
+        <w:rPr>
+          <w:rFonts w:cstheme="minorBidi"/>
+          <w:noProof/>
+          <w:kern w:val="2"/>
+          <w:sz w:val="24"/>
+          <w:szCs w:val="24"/>
+          <w14:ligatures w14:val="standardContextual"/>
+        </w:rPr>
+      </w:pPr>
+      <w:hyperlink w:anchor="_Toc214515646" w:history="1">
+        <w:r>
+          <w:rPr>
+            <w:rStyle w:val="Hyperlink"/>
+            <w:noProof/>
+          </w:rPr>
+          <w:t>b)</w:t>
+        </w:r>
+        <w:r>
+          <w:rPr>
+            <w:rFonts w:cstheme="minorBidi"/>
+            <w:noProof/>
+            <w:kern w:val="2"/>
+            <w:sz w:val="24"/>
+            <w:szCs w:val="24"/>
+            <w14:ligatures w14:val="standardContextual"/>
+          </w:rPr>
+          <w:tab/>
+        </w:r>
+        <w:r>
+          <w:rPr>
+            <w:rStyle w:val="Hyperlink"/>
+            <w:noProof/>
+          </w:rPr>
+          <w:t>Database Design</w:t>
+        </w:r>
+        <w:r>
+          <w:rPr>
+            <w:noProof/>
+            <w:webHidden/>
+          </w:rPr>
+          <w:tab/>
+        </w:r>
+        <w:r>
+          <w:rPr>
+            <w:noProof/>
+            <w:webHidden/>
+          </w:rPr>
+          <w:fldChar w:fldCharType="begin"/>
+        </w:r>
+        <w:r>
+          <w:rPr>
+            <w:noProof/>
+            <w:webHidden/>
+          </w:rPr>
+          <w:instrText xml:space="preserve"> PAGEREF _Toc214515646 \h </w:instrText>
+        </w:r>
+        <w:r>
+          <w:rPr>
+            <w:noProof/>
+            <w:webHidden/>
+          </w:rPr>
+        </w:r>
+        <w:r>
+          <w:rPr>
+            <w:noProof/>
+            <w:webHidden/>
+          </w:rPr>
+          <w:fldChar w:fldCharType="separate"/>
+        </w:r>
+        <w:r>
+          <w:rPr>
+            <w:noProof/>
+            <w:webHidden/>
+          </w:rPr>
+          <w:t>17</w:t>
+        </w:r>
+        <w:r>
+          <w:rPr>
+            <w:noProof/>
+            <w:webHidden/>
+          </w:rPr>
+          <w:fldChar w:fldCharType="end"/>
+        </w:r>
+      </w:hyperlink>
+    </w:p>
+    <w:p>
+      <w:pPr>
+        <w:pStyle w:val="TOC3"/>
+        <w:tabs>
+          <w:tab w:val="left" w:pos="960"/>
+          <w:tab w:val="right" w:pos="9350"/>
+        </w:tabs>
+        <w:rPr>
+          <w:rFonts w:cstheme="minorBidi"/>
+          <w:noProof/>
+          <w:kern w:val="2"/>
+          <w:sz w:val="24"/>
+          <w:szCs w:val="24"/>
+          <w14:ligatures w14:val="standardContextual"/>
+        </w:rPr>
+      </w:pPr>
+      <w:hyperlink w:anchor="_Toc214515647" w:history="1">
+        <w:r>
+          <w:rPr>
+            <w:rStyle w:val="Hyperlink"/>
+            <w:noProof/>
+          </w:rPr>
+          <w:t>c)</w:t>
+        </w:r>
+        <w:r>
+          <w:rPr>
+            <w:rFonts w:cstheme="minorBidi"/>
+            <w:noProof/>
+            <w:kern w:val="2"/>
+            <w:sz w:val="24"/>
+            <w:szCs w:val="24"/>
+            <w14:ligatures w14:val="standardContextual"/>
+          </w:rPr>
+          <w:tab/>
+        </w:r>
+        <w:r>
+          <w:rPr>
+            <w:rStyle w:val="Hyperlink"/>
+            <w:noProof/>
+          </w:rPr>
+          <w:t>Input Design</w:t>
+        </w:r>
+        <w:r>
+          <w:rPr>
+            <w:noProof/>
+            <w:webHidden/>
+          </w:rPr>
+          <w:tab/>
+        </w:r>
+        <w:r>
+          <w:rPr>
+            <w:noProof/>
+            <w:webHidden/>
+          </w:rPr>
+          <w:fldChar w:fldCharType="begin"/>
+        </w:r>
+        <w:r>
+          <w:rPr>
+            <w:noProof/>
+            <w:webHidden/>
+          </w:rPr>
+          <w:instrText xml:space="preserve"> PAGEREF _Toc214515647 \h </w:instrText>
+        </w:r>
+        <w:r>
+          <w:rPr>
+            <w:noProof/>
+            <w:webHidden/>
+          </w:rPr>
+        </w:r>
+        <w:r>
+          <w:rPr>
+            <w:noProof/>
+            <w:webHidden/>
+          </w:rPr>
+          <w:fldChar w:fldCharType="separate"/>
+        </w:r>
+        <w:r>
+          <w:rPr>
+            <w:noProof/>
+            <w:webHidden/>
+          </w:rPr>
+          <w:t>18</w:t>
+        </w:r>
+        <w:r>
+          <w:rPr>
+            <w:noProof/>
+            <w:webHidden/>
+          </w:rPr>
+          <w:fldChar w:fldCharType="end"/>
+        </w:r>
+      </w:hyperlink>
+    </w:p>
+    <w:p>
+      <w:pPr>
+        <w:pStyle w:val="TOC3"/>
+        <w:tabs>
+          <w:tab w:val="left" w:pos="960"/>
+          <w:tab w:val="right" w:pos="9350"/>
+        </w:tabs>
+        <w:rPr>
+          <w:rFonts w:cstheme="minorBidi"/>
+          <w:noProof/>
+          <w:kern w:val="2"/>
+          <w:sz w:val="24"/>
+          <w:szCs w:val="24"/>
+          <w14:ligatures w14:val="standardContextual"/>
+        </w:rPr>
+      </w:pPr>
+      <w:hyperlink w:anchor="_Toc214515648" w:history="1">
+        <w:r>
+          <w:rPr>
+            <w:rStyle w:val="Hyperlink"/>
+            <w:noProof/>
+          </w:rPr>
+          <w:t>d)</w:t>
+        </w:r>
+        <w:r>
+          <w:rPr>
+            <w:rFonts w:cstheme="minorBidi"/>
+            <w:noProof/>
+            <w:kern w:val="2"/>
+            <w:sz w:val="24"/>
+            <w:szCs w:val="24"/>
+            <w14:ligatures w14:val="standardContextual"/>
+          </w:rPr>
+          <w:tab/>
+        </w:r>
+        <w:r>
+          <w:rPr>
+            <w:rStyle w:val="Hyperlink"/>
+            <w:noProof/>
+          </w:rPr>
+          <w:t>Output Design</w:t>
+        </w:r>
+        <w:r>
+          <w:rPr>
+            <w:noProof/>
+            <w:webHidden/>
+          </w:rPr>
+          <w:tab/>
+        </w:r>
+        <w:r>
+          <w:rPr>
+            <w:noProof/>
+            <w:webHidden/>
+          </w:rPr>
+          <w:fldChar w:fldCharType="begin"/>
+        </w:r>
+        <w:r>
+          <w:rPr>
+            <w:noProof/>
+            <w:webHidden/>
+          </w:rPr>
+          <w:instrText xml:space="preserve"> PAGEREF _Toc214515648 \h </w:instrText>
+        </w:r>
+        <w:r>
+          <w:rPr>
+            <w:noProof/>
+            <w:webHidden/>
+          </w:rPr>
+        </w:r>
+        <w:r>
+          <w:rPr>
+            <w:noProof/>
+            <w:webHidden/>
+          </w:rPr>
+          <w:fldChar w:fldCharType="separate"/>
+        </w:r>
+        <w:r>
+          <w:rPr>
+            <w:noProof/>
+            <w:webHidden/>
+          </w:rPr>
+          <w:t>18</w:t>
+        </w:r>
+        <w:r>
+          <w:rPr>
+            <w:noProof/>
+            <w:webHidden/>
+          </w:rPr>
+          <w:fldChar w:fldCharType="end"/>
+        </w:r>
+      </w:hyperlink>
+    </w:p>
+    <w:p>
+      <w:pPr>
+        <w:pStyle w:val="TOC3"/>
+        <w:tabs>
+          <w:tab w:val="left" w:pos="960"/>
+          <w:tab w:val="right" w:pos="9350"/>
+        </w:tabs>
+        <w:rPr>
+          <w:rFonts w:cstheme="minorBidi"/>
+          <w:noProof/>
+          <w:kern w:val="2"/>
+          <w:sz w:val="24"/>
+          <w:szCs w:val="24"/>
+          <w14:ligatures w14:val="standardContextual"/>
+        </w:rPr>
+      </w:pPr>
+      <w:hyperlink w:anchor="_Toc214515649" w:history="1">
+        <w:r>
+          <w:rPr>
+            <w:rStyle w:val="Hyperlink"/>
+            <w:noProof/>
+          </w:rPr>
+          <w:t>e)</w:t>
+        </w:r>
+        <w:r>
+          <w:rPr>
+            <w:rFonts w:cstheme="minorBidi"/>
+            <w:noProof/>
+            <w:kern w:val="2"/>
+            <w:sz w:val="24"/>
+            <w:szCs w:val="24"/>
+            <w14:ligatures w14:val="standardContextual"/>
+          </w:rPr>
+          <w:tab/>
+        </w:r>
+        <w:r>
+          <w:rPr>
+            <w:rStyle w:val="Hyperlink"/>
+            <w:noProof/>
+          </w:rPr>
+          <w:t>Algorithm / Process Design</w:t>
+        </w:r>
+        <w:r>
+          <w:rPr>
+            <w:noProof/>
+            <w:webHidden/>
+          </w:rPr>
+          <w:tab/>
+        </w:r>
+        <w:r>
+          <w:rPr>
+            <w:noProof/>
+            <w:webHidden/>
+          </w:rPr>
+          <w:fldChar w:fldCharType="begin"/>
+        </w:r>
+        <w:r>
+          <w:rPr>
+            <w:noProof/>
+            <w:webHidden/>
+          </w:rPr>
+          <w:instrText xml:space="preserve"> PAGEREF _Toc214515649 \h </w:instrText>
+        </w:r>
+        <w:r>
+          <w:rPr>
+            <w:noProof/>
+            <w:webHidden/>
+          </w:rPr>
+        </w:r>
+        <w:r>
+          <w:rPr>
+            <w:noProof/>
+            <w:webHidden/>
+          </w:rPr>
+          <w:fldChar w:fldCharType="separate"/>
+        </w:r>
+        <w:r>
+          <w:rPr>
+            <w:noProof/>
+            <w:webHidden/>
+          </w:rPr>
+          <w:t>18</w:t>
+        </w:r>
+        <w:r>
+          <w:rPr>
+            <w:noProof/>
+            <w:webHidden/>
+          </w:rPr>
+          <w:fldChar w:fldCharType="end"/>
+        </w:r>
+      </w:hyperlink>
+    </w:p>
+    <w:p>
+      <w:pPr>
+        <w:pStyle w:val="TOC3"/>
+        <w:tabs>
+          <w:tab w:val="left" w:pos="960"/>
+          <w:tab w:val="right" w:pos="9350"/>
+        </w:tabs>
+        <w:rPr>
+          <w:rFonts w:cstheme="minorBidi"/>
+          <w:noProof/>
+          <w:kern w:val="2"/>
+          <w:sz w:val="24"/>
+          <w:szCs w:val="24"/>
+          <w14:ligatures w14:val="standardContextual"/>
+        </w:rPr>
+      </w:pPr>
+      <w:hyperlink w:anchor="_Toc214515650" w:history="1">
+        <w:r>
+          <w:rPr>
+            <w:rStyle w:val="Hyperlink"/>
+            <w:noProof/>
+          </w:rPr>
+          <w:t>f)</w:t>
+        </w:r>
+        <w:r>
+          <w:rPr>
+            <w:rFonts w:cstheme="minorBidi"/>
+            <w:noProof/>
+            <w:kern w:val="2"/>
+            <w:sz w:val="24"/>
+            <w:szCs w:val="24"/>
+            <w14:ligatures w14:val="standardContextual"/>
+          </w:rPr>
+          <w:tab/>
+        </w:r>
+        <w:r>
+          <w:rPr>
+            <w:rStyle w:val="Hyperlink"/>
+            <w:noProof/>
+          </w:rPr>
+          <w:t>UML Requirements Analysis Diagrams</w:t>
+        </w:r>
+        <w:r>
+          <w:rPr>
+            <w:noProof/>
+            <w:webHidden/>
+          </w:rPr>
+          <w:tab/>
+        </w:r>
+        <w:r>
+          <w:rPr>
+            <w:noProof/>
+            <w:webHidden/>
+          </w:rPr>
+          <w:fldChar w:fldCharType="begin"/>
+        </w:r>
+        <w:r>
+          <w:rPr>
+            <w:noProof/>
+            <w:webHidden/>
+          </w:rPr>
+          <w:instrText xml:space="preserve"> PAGEREF _Toc214515650 \h </w:instrText>
+        </w:r>
+        <w:r>
+          <w:rPr>
+            <w:noProof/>
+            <w:webHidden/>
+          </w:rPr>
+        </w:r>
+        <w:r>
+          <w:rPr>
+            <w:noProof/>
+            <w:webHidden/>
+          </w:rPr>
+          <w:fldChar w:fldCharType="separate"/>
+        </w:r>
+        <w:r>
+          <w:rPr>
+            <w:noProof/>
+            <w:webHidden/>
+          </w:rPr>
+          <w:t>19</w:t>
+        </w:r>
+        <w:r>
+          <w:rPr>
+            <w:noProof/>
+            <w:webHidden/>
+          </w:rPr>
+          <w:fldChar w:fldCharType="end"/>
+        </w:r>
+      </w:hyperlink>
+    </w:p>
+    <w:p>
+      <w:pPr>
+        <w:pStyle w:val="TOC2"/>
+        <w:tabs>
+          <w:tab w:val="right" w:pos="9350"/>
+        </w:tabs>
+        <w:rPr>
+          <w:rFonts w:cstheme="minorBidi"/>
+          <w:noProof/>
+          <w:kern w:val="2"/>
+          <w:sz w:val="24"/>
+          <w:szCs w:val="24"/>
+          <w14:ligatures w14:val="standardContextual"/>
+        </w:rPr>
+      </w:pPr>
+      <w:hyperlink w:anchor="_Toc214515651" w:history="1">
+        <w:r>
+          <w:rPr>
+            <w:rStyle w:val="Hyperlink"/>
+            <w:noProof/>
+          </w:rPr>
+          <w:t>3.4 Design of the Proposed System</w:t>
+        </w:r>
+        <w:r>
+          <w:rPr>
+            <w:noProof/>
+            <w:webHidden/>
+          </w:rPr>
+          <w:tab/>
+        </w:r>
+        <w:r>
+          <w:rPr>
+            <w:noProof/>
+            <w:webHidden/>
+          </w:rPr>
+          <w:fldChar w:fldCharType="begin"/>
+        </w:r>
+        <w:r>
+          <w:rPr>
+            <w:noProof/>
+            <w:webHidden/>
+          </w:rPr>
+          <w:instrText xml:space="preserve"> PAGEREF _Toc214515651 \h </w:instrText>
+        </w:r>
+        <w:r>
+          <w:rPr>
+            <w:noProof/>
+            <w:webHidden/>
+          </w:rPr>
+        </w:r>
+        <w:r>
+          <w:rPr>
+            <w:noProof/>
+            <w:webHidden/>
+          </w:rPr>
+          <w:fldChar w:fldCharType="separate"/>
+        </w:r>
+        <w:r>
+          <w:rPr>
+            <w:noProof/>
+            <w:webHidden/>
+          </w:rPr>
+          <w:t>20</w:t>
+        </w:r>
+        <w:r>
+          <w:rPr>
+            <w:noProof/>
+            <w:webHidden/>
+          </w:rPr>
+          <w:fldChar w:fldCharType="end"/>
+        </w:r>
+      </w:hyperlink>
+    </w:p>
+    <w:p>
+      <w:pPr>
+        <w:pStyle w:val="TOC3"/>
+        <w:tabs>
+          <w:tab w:val="left" w:pos="1200"/>
+          <w:tab w:val="right" w:pos="9350"/>
+        </w:tabs>
+        <w:rPr>
+          <w:rFonts w:cstheme="minorBidi"/>
+          <w:noProof/>
+          <w:kern w:val="2"/>
+          <w:sz w:val="24"/>
+          <w:szCs w:val="24"/>
+          <w14:ligatures w14:val="standardContextual"/>
+        </w:rPr>
+      </w:pPr>
+      <w:hyperlink w:anchor="_Toc214515652" w:history="1">
+        <w:r>
+          <w:rPr>
+            <w:rStyle w:val="Hyperlink"/>
+            <w:noProof/>
+          </w:rPr>
+          <w:t>3.4.1</w:t>
+        </w:r>
+        <w:r>
+          <w:rPr>
+            <w:rFonts w:cstheme="minorBidi"/>
+            <w:noProof/>
+            <w:kern w:val="2"/>
+            <w:sz w:val="24"/>
+            <w:szCs w:val="24"/>
+            <w14:ligatures w14:val="standardContextual"/>
+          </w:rPr>
+          <w:tab/>
+        </w:r>
+        <w:r>
+          <w:rPr>
+            <w:rStyle w:val="Hyperlink"/>
+            <w:noProof/>
+          </w:rPr>
+          <w:t>Use Case Diagram</w:t>
+        </w:r>
+        <w:r>
+          <w:rPr>
+            <w:noProof/>
+            <w:webHidden/>
+          </w:rPr>
+          <w:tab/>
+        </w:r>
+        <w:r>
+          <w:rPr>
+            <w:noProof/>
+            <w:webHidden/>
+          </w:rPr>
+          <w:fldChar w:fldCharType="begin"/>
+        </w:r>
+        <w:r>
+          <w:rPr>
+            <w:noProof/>
+            <w:webHidden/>
+          </w:rPr>
+          <w:instrText xml:space="preserve"> PAGEREF _Toc214515652 \h </w:instrText>
+        </w:r>
+        <w:r>
+          <w:rPr>
+            <w:noProof/>
+            <w:webHidden/>
+          </w:rPr>
+        </w:r>
+        <w:r>
+          <w:rPr>
+            <w:noProof/>
+            <w:webHidden/>
+          </w:rPr>
+          <w:fldChar w:fldCharType="separate"/>
+        </w:r>
+        <w:r>
+          <w:rPr>
+            <w:noProof/>
+            <w:webHidden/>
+          </w:rPr>
+          <w:t>21</w:t>
+        </w:r>
+        <w:r>
+          <w:rPr>
+            <w:noProof/>
+            <w:webHidden/>
+          </w:rPr>
+          <w:fldChar w:fldCharType="end"/>
+        </w:r>
+      </w:hyperlink>
+    </w:p>
+    <w:p>
+      <w:pPr>
+        <w:pStyle w:val="TOC3"/>
+        <w:tabs>
+          <w:tab w:val="left" w:pos="1200"/>
+          <w:tab w:val="right" w:pos="9350"/>
+        </w:tabs>
+        <w:rPr>
+          <w:rFonts w:cstheme="minorBidi"/>
+          <w:noProof/>
+          <w:kern w:val="2"/>
+          <w:sz w:val="24"/>
+          <w:szCs w:val="24"/>
+          <w14:ligatures w14:val="standardContextual"/>
+        </w:rPr>
+      </w:pPr>
+      <w:hyperlink w:anchor="_Toc214515653" w:history="1">
+        <w:r>
+          <w:rPr>
+            <w:rStyle w:val="Hyperlink"/>
+            <w:noProof/>
+          </w:rPr>
+          <w:t>3.4.2</w:t>
+        </w:r>
+        <w:r>
+          <w:rPr>
+            <w:rFonts w:cstheme="minorBidi"/>
+            <w:noProof/>
+            <w:kern w:val="2"/>
+            <w:sz w:val="24"/>
+            <w:szCs w:val="24"/>
+            <w14:ligatures w14:val="standardContextual"/>
+          </w:rPr>
+          <w:tab/>
+        </w:r>
+        <w:r>
+          <w:rPr>
+            <w:rStyle w:val="Hyperlink"/>
+            <w:noProof/>
+          </w:rPr>
+          <w:t>Activity Diagram</w:t>
+        </w:r>
+        <w:r>
+          <w:rPr>
+            <w:noProof/>
+            <w:webHidden/>
+          </w:rPr>
+          <w:tab/>
+        </w:r>
+        <w:r>
+          <w:rPr>
+            <w:noProof/>
+            <w:webHidden/>
+          </w:rPr>
+          <w:fldChar w:fldCharType="begin"/>
+        </w:r>
+        <w:r>
+          <w:rPr>
+            <w:noProof/>
+            <w:webHidden/>
+          </w:rPr>
+          <w:instrText xml:space="preserve"> PAGEREF _Toc214515653 \h </w:instrText>
+        </w:r>
+        <w:r>
+          <w:rPr>
+            <w:noProof/>
+            <w:webHidden/>
+          </w:rPr>
+        </w:r>
+        <w:r>
+          <w:rPr>
+            <w:noProof/>
+            <w:webHidden/>
+          </w:rPr>
+          <w:fldChar w:fldCharType="separate"/>
+        </w:r>
+        <w:r>
+          <w:rPr>
+            <w:noProof/>
+            <w:webHidden/>
+          </w:rPr>
+          <w:t>25</w:t>
+        </w:r>
+        <w:r>
+          <w:rPr>
+            <w:noProof/>
+            <w:webHidden/>
+          </w:rPr>
+          <w:fldChar w:fldCharType="end"/>
+        </w:r>
+      </w:hyperlink>
+    </w:p>
+    <w:p>
+      <w:pPr>
+        <w:pStyle w:val="TOC3"/>
+        <w:tabs>
+          <w:tab w:val="left" w:pos="1200"/>
+          <w:tab w:val="right" w:pos="9350"/>
+        </w:tabs>
+        <w:rPr>
+          <w:rFonts w:cstheme="minorBidi"/>
+          <w:noProof/>
+          <w:kern w:val="2"/>
+          <w:sz w:val="24"/>
+          <w:szCs w:val="24"/>
+          <w14:ligatures w14:val="standardContextual"/>
+        </w:rPr>
+      </w:pPr>
+      <w:hyperlink w:anchor="_Toc214515654" w:history="1">
+        <w:r>
+          <w:rPr>
+            <w:rStyle w:val="Hyperlink"/>
+            <w:noProof/>
+          </w:rPr>
+          <w:t>3.4.3</w:t>
+        </w:r>
+        <w:r>
+          <w:rPr>
+            <w:rFonts w:cstheme="minorBidi"/>
+            <w:noProof/>
+            <w:kern w:val="2"/>
+            <w:sz w:val="24"/>
+            <w:szCs w:val="24"/>
+            <w14:ligatures w14:val="standardContextual"/>
+          </w:rPr>
+          <w:tab/>
+        </w:r>
+        <w:r>
+          <w:rPr>
+            <w:rStyle w:val="Hyperlink"/>
+            <w:noProof/>
+          </w:rPr>
+          <w:t>Class Diagram</w:t>
+        </w:r>
+        <w:r>
+          <w:rPr>
+            <w:noProof/>
+            <w:webHidden/>
+          </w:rPr>
+          <w:tab/>
+        </w:r>
+        <w:r>
+          <w:rPr>
+            <w:noProof/>
+            <w:webHidden/>
+          </w:rPr>
+          <w:fldChar w:fldCharType="begin"/>
+        </w:r>
+        <w:r>
+          <w:rPr>
+            <w:noProof/>
+            <w:webHidden/>
+          </w:rPr>
+          <w:instrText xml:space="preserve"> PAGEREF _Toc214515654 \h </w:instrText>
+        </w:r>
+        <w:r>
+          <w:rPr>
+            <w:noProof/>
+            <w:webHidden/>
+          </w:rPr>
+        </w:r>
+        <w:r>
+          <w:rPr>
+            <w:noProof/>
+            <w:webHidden/>
+          </w:rPr>
+          <w:fldChar w:fldCharType="separate"/>
+        </w:r>
+        <w:r>
+          <w:rPr>
+            <w:noProof/>
+            <w:webHidden/>
+          </w:rPr>
+          <w:t>27</w:t>
+        </w:r>
+        <w:r>
+          <w:rPr>
+            <w:noProof/>
+            <w:webHidden/>
+          </w:rPr>
+          <w:fldChar w:fldCharType="end"/>
+        </w:r>
+      </w:hyperlink>
+    </w:p>
+    <w:p>
+      <w:pPr>
+        <w:pStyle w:val="TOC3"/>
+        <w:tabs>
+          <w:tab w:val="left" w:pos="1200"/>
+          <w:tab w:val="right" w:pos="9350"/>
+        </w:tabs>
+        <w:rPr>
+          <w:rFonts w:cstheme="minorBidi"/>
+          <w:noProof/>
+          <w:kern w:val="2"/>
+          <w:sz w:val="24"/>
+          <w:szCs w:val="24"/>
+          <w14:ligatures w14:val="standardContextual"/>
+        </w:rPr>
+      </w:pPr>
+      <w:hyperlink w:anchor="_Toc214515655" w:history="1">
+        <w:r>
+          <w:rPr>
+            <w:rStyle w:val="Hyperlink"/>
+            <w:noProof/>
+          </w:rPr>
+          <w:t>3.4.4</w:t>
+        </w:r>
+        <w:r>
+          <w:rPr>
+            <w:rFonts w:cstheme="minorBidi"/>
+            <w:noProof/>
+            <w:kern w:val="2"/>
+            <w:sz w:val="24"/>
+            <w:szCs w:val="24"/>
+            <w14:ligatures w14:val="standardContextual"/>
+          </w:rPr>
+          <w:tab/>
+        </w:r>
+        <w:r>
+          <w:rPr>
+            <w:rStyle w:val="Hyperlink"/>
+            <w:noProof/>
+          </w:rPr>
+          <w:t>Sequence Diagram</w:t>
+        </w:r>
+        <w:r>
+          <w:rPr>
+            <w:noProof/>
+            <w:webHidden/>
+          </w:rPr>
+          <w:tab/>
+        </w:r>
+        <w:r>
+          <w:rPr>
+            <w:noProof/>
+            <w:webHidden/>
+          </w:rPr>
+          <w:fldChar w:fldCharType="begin"/>
+        </w:r>
+        <w:r>
+          <w:rPr>
+            <w:noProof/>
+            <w:webHidden/>
+          </w:rPr>
+          <w:instrText xml:space="preserve"> PAGEREF _Toc214515655 \h </w:instrText>
+        </w:r>
+        <w:r>
+          <w:rPr>
+            <w:noProof/>
+            <w:webHidden/>
+          </w:rPr>
+        </w:r>
+        <w:r>
+          <w:rPr>
+            <w:noProof/>
+            <w:webHidden/>
+          </w:rPr>
+          <w:fldChar w:fldCharType="separate"/>
+        </w:r>
+        <w:r>
+          <w:rPr>
+            <w:noProof/>
+            <w:webHidden/>
+          </w:rPr>
+          <w:t>29</w:t>
+        </w:r>
+        <w:r>
+          <w:rPr>
+            <w:noProof/>
+            <w:webHidden/>
+          </w:rPr>
+          <w:fldChar w:fldCharType="end"/>
+        </w:r>
+      </w:hyperlink>
+    </w:p>
+    <w:p>
+      <w:pPr>
+        <w:pStyle w:val="TOC3"/>
+        <w:tabs>
+          <w:tab w:val="left" w:pos="1200"/>
+          <w:tab w:val="right" w:pos="9350"/>
+        </w:tabs>
+        <w:rPr>
+          <w:rFonts w:cstheme="minorBidi"/>
+          <w:noProof/>
+          <w:kern w:val="2"/>
+          <w:sz w:val="24"/>
+          <w:szCs w:val="24"/>
+          <w14:ligatures w14:val="standardContextual"/>
+        </w:rPr>
+      </w:pPr>
+      <w:hyperlink w:anchor="_Toc214515656" w:history="1">
+        <w:r>
+          <w:rPr>
+            <w:rStyle w:val="Hyperlink"/>
+            <w:noProof/>
+          </w:rPr>
+          <w:t>3.4.6</w:t>
+        </w:r>
+        <w:r>
+          <w:rPr>
+            <w:rFonts w:cstheme="minorBidi"/>
+            <w:noProof/>
+            <w:kern w:val="2"/>
+            <w:sz w:val="24"/>
+            <w:szCs w:val="24"/>
+            <w14:ligatures w14:val="standardContextual"/>
+          </w:rPr>
+          <w:tab/>
+        </w:r>
+        <w:r>
+          <w:rPr>
+            <w:rStyle w:val="Hyperlink"/>
+            <w:noProof/>
+          </w:rPr>
+          <w:t>Database Design (logical overview)</w:t>
+        </w:r>
+        <w:r>
+          <w:rPr>
+            <w:noProof/>
+            <w:webHidden/>
+          </w:rPr>
+          <w:tab/>
+        </w:r>
+        <w:r>
+          <w:rPr>
+            <w:noProof/>
+            <w:webHidden/>
+          </w:rPr>
+          <w:fldChar w:fldCharType="begin"/>
+        </w:r>
+        <w:r>
+          <w:rPr>
+            <w:noProof/>
+            <w:webHidden/>
+          </w:rPr>
+          <w:instrText xml:space="preserve"> PAGEREF _Toc214515656 \h </w:instrText>
+        </w:r>
+        <w:r>
+          <w:rPr>
+            <w:noProof/>
+            <w:webHidden/>
+          </w:rPr>
+        </w:r>
+        <w:r>
+          <w:rPr>
+            <w:noProof/>
+            <w:webHidden/>
+          </w:rPr>
+          <w:fldChar w:fldCharType="separate"/>
+        </w:r>
+        <w:r>
+          <w:rPr>
+            <w:noProof/>
+            <w:webHidden/>
+          </w:rPr>
+          <w:t>30</w:t>
+        </w:r>
+        <w:r>
+          <w:rPr>
+            <w:noProof/>
+            <w:webHidden/>
+          </w:rPr>
+          <w:fldChar w:fldCharType="end"/>
+        </w:r>
+      </w:hyperlink>
+    </w:p>
+    <w:p>
+      <w:pPr>
+        <w:pStyle w:val="TOC3"/>
+        <w:tabs>
+          <w:tab w:val="right" w:pos="9350"/>
+        </w:tabs>
+        <w:rPr>
+          <w:rFonts w:cstheme="minorBidi"/>
+          <w:noProof/>
+          <w:kern w:val="2"/>
+          <w:sz w:val="24"/>
+          <w:szCs w:val="24"/>
+          <w14:ligatures w14:val="standardContextual"/>
+        </w:rPr>
+      </w:pPr>
+      <w:hyperlink w:anchor="_Toc214515657" w:history="1">
+        <w:r>
+          <w:rPr>
+            <w:rStyle w:val="Hyperlink"/>
+            <w:noProof/>
+          </w:rPr>
+          <w:t>Input De</w:t>
+        </w:r>
+        <w:r>
+          <w:rPr>
+            <w:rStyle w:val="Hyperlink"/>
+            <w:noProof/>
+          </w:rPr>
+          <w:t>s</w:t>
+        </w:r>
+        <w:r>
+          <w:rPr>
+            <w:rStyle w:val="Hyperlink"/>
+            <w:noProof/>
+          </w:rPr>
+          <w:t>ign (Forms &amp; Validation)</w:t>
+        </w:r>
+        <w:r>
+          <w:rPr>
+            <w:noProof/>
+            <w:webHidden/>
+          </w:rPr>
+          <w:tab/>
+        </w:r>
+        <w:r>
+          <w:rPr>
+            <w:noProof/>
+            <w:webHidden/>
+          </w:rPr>
+          <w:fldChar w:fldCharType="begin"/>
+        </w:r>
+        <w:r>
+          <w:rPr>
+            <w:noProof/>
+            <w:webHidden/>
+          </w:rPr>
+          <w:instrText xml:space="preserve"> PAGEREF _Toc214515657 \h </w:instrText>
+        </w:r>
+        <w:r>
+          <w:rPr>
+            <w:noProof/>
+            <w:webHidden/>
+          </w:rPr>
+        </w:r>
+        <w:r>
+          <w:rPr>
+            <w:noProof/>
+            <w:webHidden/>
+          </w:rPr>
+          <w:fldChar w:fldCharType="separate"/>
+        </w:r>
+        <w:r>
+          <w:rPr>
+            <w:noProof/>
+            <w:webHidden/>
+          </w:rPr>
+          <w:t>38</w:t>
+        </w:r>
+        <w:r>
+          <w:rPr>
+            <w:noProof/>
+            <w:webHidden/>
+          </w:rPr>
+          <w:fldChar w:fldCharType="end"/>
+        </w:r>
+      </w:hyperlink>
+    </w:p>
+    <w:p>
+      <w:pPr>
+        <w:pStyle w:val="TOC3"/>
+        <w:tabs>
+          <w:tab w:val="right" w:pos="9350"/>
+        </w:tabs>
+        <w:rPr>
+          <w:rFonts w:cstheme="minorBidi"/>
+          <w:noProof/>
+          <w:kern w:val="2"/>
+          <w:sz w:val="24"/>
+          <w:szCs w:val="24"/>
+          <w14:ligatures w14:val="standardContextual"/>
+        </w:rPr>
+      </w:pPr>
+      <w:hyperlink w:anchor="_Toc214515658" w:history="1">
+        <w:r>
+          <w:rPr>
+            <w:rStyle w:val="Hyperlink"/>
+            <w:noProof/>
+          </w:rPr>
+          <w:t>D) Output Design (Screens &amp; Responses)</w:t>
+        </w:r>
+        <w:r>
+          <w:rPr>
+            <w:noProof/>
+            <w:webHidden/>
+          </w:rPr>
+          <w:tab/>
+        </w:r>
+        <w:r>
+          <w:rPr>
+            <w:noProof/>
+            <w:webHidden/>
+          </w:rPr>
+          <w:fldChar w:fldCharType="begin"/>
+        </w:r>
+        <w:r>
+          <w:rPr>
+            <w:noProof/>
+            <w:webHidden/>
+          </w:rPr>
+          <w:instrText xml:space="preserve"> PAGEREF _Toc214515658 \h </w:instrText>
+        </w:r>
+        <w:r>
+          <w:rPr>
+            <w:noProof/>
+            <w:webHidden/>
+          </w:rPr>
+        </w:r>
+        <w:r>
+          <w:rPr>
+            <w:noProof/>
+            <w:webHidden/>
+          </w:rPr>
+          <w:fldChar w:fldCharType="separate"/>
+        </w:r>
+        <w:r>
+          <w:rPr>
+            <w:noProof/>
+            <w:webHidden/>
+          </w:rPr>
+          <w:t>39</w:t>
+        </w:r>
+        <w:r>
+          <w:rPr>
+            <w:noProof/>
+            <w:webHidden/>
+          </w:rPr>
+          <w:fldChar w:fldCharType="end"/>
+        </w:r>
+      </w:hyperlink>
+    </w:p>
+    <w:p>
+      <w:pPr>
+        <w:pStyle w:val="TOC1"/>
+        <w:tabs>
+          <w:tab w:val="right" w:pos="9350"/>
+        </w:tabs>
+        <w:rPr>
+          <w:rFonts w:asciiTheme="minorHAnsi" w:hAnsiTheme="minorHAnsi" w:cstheme="minorBidi"/>
+          <w:b w:val="0"/>
+          <w:noProof/>
+          <w:kern w:val="2"/>
+          <w:szCs w:val="24"/>
+          <w14:ligatures w14:val="standardContextual"/>
+        </w:rPr>
+      </w:pPr>
+      <w:hyperlink w:anchor="_Toc214515659" w:history="1">
+        <w:r>
+          <w:rPr>
+            <w:rStyle w:val="Hyperlink"/>
+            <w:noProof/>
+          </w:rPr>
+          <w:t>4.0 Introduction</w:t>
+        </w:r>
+        <w:r>
+          <w:rPr>
+            <w:noProof/>
+            <w:webHidden/>
+          </w:rPr>
+          <w:tab/>
+        </w:r>
+        <w:r>
+          <w:rPr>
+            <w:noProof/>
+            <w:webHidden/>
+          </w:rPr>
+          <w:fldChar w:fldCharType="begin"/>
+        </w:r>
+        <w:r>
+          <w:rPr>
+            <w:noProof/>
+            <w:webHidden/>
+          </w:rPr>
+          <w:instrText xml:space="preserve"> PAGEREF _Toc214515659 \h </w:instrText>
+        </w:r>
+        <w:r>
+          <w:rPr>
+            <w:noProof/>
+            <w:webHidden/>
+          </w:rPr>
+        </w:r>
+        <w:r>
+          <w:rPr>
+            <w:noProof/>
+            <w:webHidden/>
+          </w:rPr>
+          <w:fldChar w:fldCharType="separate"/>
+        </w:r>
+        <w:r>
+          <w:rPr>
+            <w:noProof/>
+            <w:webHidden/>
+          </w:rPr>
+          <w:t>40</w:t>
+        </w:r>
+        <w:r>
+          <w:rPr>
+            <w:noProof/>
+            <w:webHidden/>
+          </w:rPr>
+          <w:fldChar w:fldCharType="end"/>
+        </w:r>
+      </w:hyperlink>
+    </w:p>
+    <w:p>
+      <w:pPr>
+        <w:pStyle w:val="TOC1"/>
+        <w:tabs>
+          <w:tab w:val="right" w:pos="9350"/>
+        </w:tabs>
+        <w:rPr>
+          <w:rFonts w:asciiTheme="minorHAnsi" w:hAnsiTheme="minorHAnsi" w:cstheme="minorBidi"/>
+          <w:b w:val="0"/>
+          <w:noProof/>
+          <w:kern w:val="2"/>
+          <w:szCs w:val="24"/>
+          <w14:ligatures w14:val="standardContextual"/>
+        </w:rPr>
+      </w:pPr>
+      <w:hyperlink w:anchor="_Toc214515660" w:history="1">
+        <w:r>
+          <w:rPr>
+            <w:rStyle w:val="Hyperlink"/>
+            <w:noProof/>
+          </w:rPr>
+          <w:t>4.1 Choice of Development Environment</w:t>
+        </w:r>
+        <w:r>
+          <w:rPr>
+            <w:noProof/>
+            <w:webHidden/>
+          </w:rPr>
+          <w:tab/>
+        </w:r>
+        <w:r>
+          <w:rPr>
+            <w:noProof/>
+            <w:webHidden/>
+          </w:rPr>
+          <w:fldChar w:fldCharType="begin"/>
+        </w:r>
+        <w:r>
+          <w:rPr>
+            <w:noProof/>
+            <w:webHidden/>
+          </w:rPr>
+          <w:instrText xml:space="preserve"> PAGEREF _Toc214515660 \h </w:instrText>
+        </w:r>
+        <w:r>
+          <w:rPr>
+            <w:noProof/>
+            <w:webHidden/>
+          </w:rPr>
+        </w:r>
+        <w:r>
+          <w:rPr>
+            <w:noProof/>
+            <w:webHidden/>
+          </w:rPr>
+          <w:fldChar w:fldCharType="separate"/>
+        </w:r>
+        <w:r>
+          <w:rPr>
+            <w:noProof/>
+            <w:webHidden/>
+          </w:rPr>
+          <w:t>40</w:t>
+        </w:r>
+        <w:r>
+          <w:rPr>
+            <w:noProof/>
+            <w:webHidden/>
+          </w:rPr>
+          <w:fldChar w:fldCharType="end"/>
+        </w:r>
+      </w:hyperlink>
+    </w:p>
+    <w:p>
+      <w:pPr>
+        <w:pStyle w:val="TOC2"/>
+        <w:tabs>
+          <w:tab w:val="right" w:pos="9350"/>
+        </w:tabs>
+        <w:rPr>
+          <w:rFonts w:cstheme="minorBidi"/>
+          <w:noProof/>
+          <w:kern w:val="2"/>
+          <w:sz w:val="24"/>
+          <w:szCs w:val="24"/>
+          <w14:ligatures w14:val="standardContextual"/>
+        </w:rPr>
+      </w:pPr>
+      <w:hyperlink w:anchor="_Toc214515661" w:history="1">
+        <w:r>
+          <w:rPr>
+            <w:rStyle w:val="Hyperlink"/>
+            <w:noProof/>
+          </w:rPr>
+          <w:t>Software &amp; Tools:</w:t>
+        </w:r>
+        <w:r>
+          <w:rPr>
+            <w:noProof/>
+            <w:webHidden/>
+          </w:rPr>
+          <w:tab/>
+        </w:r>
+        <w:r>
+          <w:rPr>
+            <w:noProof/>
+            <w:webHidden/>
+          </w:rPr>
+          <w:fldChar w:fldCharType="begin"/>
+        </w:r>
+        <w:r>
+          <w:rPr>
+            <w:noProof/>
+            <w:webHidden/>
+          </w:rPr>
+          <w:instrText xml:space="preserve"> PAGEREF _Toc214515661 \h </w:instrText>
+        </w:r>
+        <w:r>
+          <w:rPr>
+            <w:noProof/>
+            <w:webHidden/>
+          </w:rPr>
+        </w:r>
+        <w:r>
+          <w:rPr>
+            <w:noProof/>
+            <w:webHidden/>
+          </w:rPr>
+          <w:fldChar w:fldCharType="separate"/>
+        </w:r>
+        <w:r>
+          <w:rPr>
+            <w:noProof/>
+            <w:webHidden/>
+          </w:rPr>
+          <w:t>40</w:t>
+        </w:r>
+        <w:r>
+          <w:rPr>
+            <w:noProof/>
+            <w:webHidden/>
+          </w:rPr>
+          <w:fldChar w:fldCharType="end"/>
+        </w:r>
+      </w:hyperlink>
+    </w:p>
+    <w:p>
+      <w:pPr>
+        <w:pStyle w:val="TOC1"/>
+        <w:tabs>
+          <w:tab w:val="right" w:pos="9350"/>
+        </w:tabs>
+        <w:rPr>
+          <w:rFonts w:asciiTheme="minorHAnsi" w:hAnsiTheme="minorHAnsi" w:cstheme="minorBidi"/>
+          <w:b w:val="0"/>
+          <w:noProof/>
+          <w:kern w:val="2"/>
+          <w:szCs w:val="24"/>
+          <w14:ligatures w14:val="standardContextual"/>
+        </w:rPr>
+      </w:pPr>
+      <w:hyperlink w:anchor="_Toc214515662" w:history="1">
+        <w:r>
+          <w:rPr>
+            <w:rStyle w:val="Hyperlink"/>
+            <w:noProof/>
+          </w:rPr>
+          <w:t>4.2 Implementation Architecture</w:t>
+        </w:r>
+        <w:r>
+          <w:rPr>
+            <w:noProof/>
+            <w:webHidden/>
+          </w:rPr>
+          <w:tab/>
+        </w:r>
+        <w:r>
+          <w:rPr>
+            <w:noProof/>
+            <w:webHidden/>
+          </w:rPr>
+          <w:fldChar w:fldCharType="begin"/>
+        </w:r>
+        <w:r>
+          <w:rPr>
+            <w:noProof/>
+            <w:webHidden/>
+          </w:rPr>
+          <w:instrText xml:space="preserve"> PAGEREF _Toc214515662 \h </w:instrText>
+        </w:r>
+        <w:r>
+          <w:rPr>
+            <w:noProof/>
+            <w:webHidden/>
+          </w:rPr>
+        </w:r>
+        <w:r>
+          <w:rPr>
+            <w:noProof/>
+            <w:webHidden/>
+          </w:rPr>
+          <w:fldChar w:fldCharType="separate"/>
+        </w:r>
+        <w:r>
+          <w:rPr>
+            <w:noProof/>
+            <w:webHidden/>
+          </w:rPr>
+          <w:t>41</w:t>
+        </w:r>
+        <w:r>
+          <w:rPr>
+            <w:noProof/>
+            <w:webHidden/>
+          </w:rPr>
+          <w:fldChar w:fldCharType="end"/>
+        </w:r>
+      </w:hyperlink>
+    </w:p>
+    <w:p>
+      <w:pPr>
+        <w:pStyle w:val="TOC3"/>
+        <w:tabs>
+          <w:tab w:val="right" w:pos="9350"/>
+        </w:tabs>
+        <w:rPr>
+          <w:rFonts w:cstheme="minorBidi"/>
+          <w:noProof/>
+          <w:kern w:val="2"/>
+          <w:sz w:val="24"/>
+          <w:szCs w:val="24"/>
+          <w14:ligatures w14:val="standardContextual"/>
+        </w:rPr>
+      </w:pPr>
+      <w:hyperlink w:anchor="_Toc214515663" w:history="1">
+        <w:r>
+          <w:rPr>
+            <w:rStyle w:val="Hyperlink"/>
+            <w:noProof/>
+          </w:rPr>
+          <w:t>4.2.1 Main Menu / Control Centre The system has two entry points:</w:t>
+        </w:r>
+        <w:r>
+          <w:rPr>
+            <w:noProof/>
+            <w:webHidden/>
+          </w:rPr>
+          <w:tab/>
+        </w:r>
+        <w:r>
+          <w:rPr>
+            <w:noProof/>
+            <w:webHidden/>
+          </w:rPr>
+          <w:fldChar w:fldCharType="begin"/>
+        </w:r>
+        <w:r>
+          <w:rPr>
+            <w:noProof/>
+            <w:webHidden/>
+          </w:rPr>
+          <w:instrText xml:space="preserve"> PAGEREF _Toc214515663 \h </w:instrText>
+        </w:r>
+        <w:r>
+          <w:rPr>
+            <w:noProof/>
+            <w:webHidden/>
+          </w:rPr>
+        </w:r>
+        <w:r>
+          <w:rPr>
+            <w:noProof/>
+            <w:webHidden/>
+          </w:rPr>
+          <w:fldChar w:fldCharType="separate"/>
+        </w:r>
+        <w:r>
+          <w:rPr>
+            <w:noProof/>
+            <w:webHidden/>
+          </w:rPr>
+          <w:t>42</w:t>
+        </w:r>
+        <w:r>
+          <w:rPr>
+            <w:noProof/>
+            <w:webHidden/>
+          </w:rPr>
+          <w:fldChar w:fldCharType="end"/>
+        </w:r>
+      </w:hyperlink>
+    </w:p>
+    <w:p>
+      <w:pPr>
+        <w:pStyle w:val="TOC3"/>
+        <w:tabs>
+          <w:tab w:val="right" w:pos="9350"/>
+        </w:tabs>
+        <w:rPr>
+          <w:rFonts w:cstheme="minorBidi"/>
+          <w:noProof/>
+          <w:kern w:val="2"/>
+          <w:sz w:val="24"/>
+          <w:szCs w:val="24"/>
+          <w14:ligatures w14:val="standardContextual"/>
+        </w:rPr>
+      </w:pPr>
+      <w:hyperlink w:anchor="_Toc214515664" w:history="1">
+        <w:r>
+          <w:rPr>
+            <w:rStyle w:val="Hyperlink"/>
+            <w:noProof/>
+          </w:rPr>
+          <w:t>4.2.2 Sub-menus (Admin Dashboard)</w:t>
+        </w:r>
+        <w:r>
+          <w:rPr>
+            <w:noProof/>
+            <w:webHidden/>
+          </w:rPr>
+          <w:tab/>
+        </w:r>
+        <w:r>
+          <w:rPr>
+            <w:noProof/>
+            <w:webHidden/>
+          </w:rPr>
+          <w:fldChar w:fldCharType="begin"/>
+        </w:r>
+        <w:r>
+          <w:rPr>
+            <w:noProof/>
+            <w:webHidden/>
+          </w:rPr>
+          <w:instrText xml:space="preserve"> PAGEREF _Toc214515664 \h </w:instrText>
+        </w:r>
+        <w:r>
+          <w:rPr>
+            <w:noProof/>
+            <w:webHidden/>
+          </w:rPr>
+        </w:r>
+        <w:r>
+          <w:rPr>
+            <w:noProof/>
+            <w:webHidden/>
+          </w:rPr>
+          <w:fldChar w:fldCharType="separate"/>
+        </w:r>
+        <w:r>
+          <w:rPr>
+            <w:noProof/>
+            <w:webHidden/>
+          </w:rPr>
+          <w:t>42</w:t>
+        </w:r>
+        <w:r>
+          <w:rPr>
+            <w:noProof/>
+            <w:webHidden/>
+          </w:rPr>
+          <w:fldChar w:fldCharType="end"/>
+        </w:r>
+      </w:hyperlink>
+    </w:p>
+    <w:p>
+      <w:pPr>
+        <w:pStyle w:val="TOC1"/>
+        <w:tabs>
+          <w:tab w:val="right" w:pos="9350"/>
+        </w:tabs>
+        <w:rPr>
+          <w:rFonts w:asciiTheme="minorHAnsi" w:hAnsiTheme="minorHAnsi" w:cstheme="minorBidi"/>
+          <w:b w:val="0"/>
+          <w:noProof/>
+          <w:kern w:val="2"/>
+          <w:szCs w:val="24"/>
+          <w14:ligatures w14:val="standardContextual"/>
+        </w:rPr>
+      </w:pPr>
+      <w:hyperlink w:anchor="_Toc214515665" w:history="1">
+        <w:r>
+          <w:rPr>
+            <w:rStyle w:val="Hyperlink"/>
+            <w:noProof/>
+          </w:rPr>
+          <w:t>4.4 Input/Output Formats</w:t>
+        </w:r>
+        <w:r>
+          <w:rPr>
+            <w:noProof/>
+            <w:webHidden/>
+          </w:rPr>
+          <w:tab/>
+        </w:r>
+        <w:r>
+          <w:rPr>
+            <w:noProof/>
+            <w:webHidden/>
+          </w:rPr>
+          <w:fldChar w:fldCharType="begin"/>
+        </w:r>
+        <w:r>
+          <w:rPr>
+            <w:noProof/>
+            <w:webHidden/>
+          </w:rPr>
+          <w:instrText xml:space="preserve"> PAGEREF _Toc214515665 \h </w:instrText>
+        </w:r>
+        <w:r>
+          <w:rPr>
+            <w:noProof/>
+            <w:webHidden/>
+          </w:rPr>
+        </w:r>
+        <w:r>
+          <w:rPr>
+            <w:noProof/>
+            <w:webHidden/>
+          </w:rPr>
+          <w:fldChar w:fldCharType="separate"/>
+        </w:r>
+        <w:r>
+          <w:rPr>
+            <w:noProof/>
+            <w:webHidden/>
+          </w:rPr>
+          <w:t>42</w:t>
+        </w:r>
+        <w:r>
+          <w:rPr>
+            <w:noProof/>
+            <w:webHidden/>
+          </w:rPr>
+          <w:fldChar w:fldCharType="end"/>
+        </w:r>
+      </w:hyperlink>
+    </w:p>
+    <w:p>
+      <w:pPr>
+        <w:pStyle w:val="TOC1"/>
+        <w:tabs>
+          <w:tab w:val="right" w:pos="9350"/>
+        </w:tabs>
+        <w:rPr>
+          <w:rFonts w:asciiTheme="minorHAnsi" w:hAnsiTheme="minorHAnsi" w:cstheme="minorBidi"/>
+          <w:b w:val="0"/>
+          <w:noProof/>
+          <w:kern w:val="2"/>
+          <w:szCs w:val="24"/>
+          <w14:ligatures w14:val="standardContextual"/>
+        </w:rPr>
+      </w:pPr>
+      <w:hyperlink w:anchor="_Toc214515666" w:history="1">
+        <w:r>
+          <w:rPr>
+            <w:rStyle w:val="Hyperlink"/>
+            <w:noProof/>
+          </w:rPr>
+          <w:t>4.5 Overall Data Flow Diagram of Proposed (Implemented) Solution</w:t>
+        </w:r>
+        <w:r>
+          <w:rPr>
+            <w:noProof/>
+            <w:webHidden/>
+          </w:rPr>
+          <w:tab/>
+        </w:r>
+        <w:r>
+          <w:rPr>
+            <w:noProof/>
+            <w:webHidden/>
+          </w:rPr>
+          <w:fldChar w:fldCharType="begin"/>
+        </w:r>
+        <w:r>
+          <w:rPr>
+            <w:noProof/>
+            <w:webHidden/>
+          </w:rPr>
+          <w:instrText xml:space="preserve"> PAGEREF _Toc214515666 \h </w:instrText>
+        </w:r>
+        <w:r>
+          <w:rPr>
+            <w:noProof/>
+            <w:webHidden/>
+          </w:rPr>
+        </w:r>
+        <w:r>
+          <w:rPr>
+            <w:noProof/>
+            <w:webHidden/>
+          </w:rPr>
+          <w:fldChar w:fldCharType="separate"/>
+        </w:r>
+        <w:r>
+          <w:rPr>
+            <w:noProof/>
+            <w:webHidden/>
+          </w:rPr>
+          <w:t>44</w:t>
+        </w:r>
+        <w:r>
+          <w:rPr>
+            <w:noProof/>
+            <w:webHidden/>
+          </w:rPr>
+          <w:fldChar w:fldCharType="end"/>
+        </w:r>
+      </w:hyperlink>
+    </w:p>
+    <w:p>
+      <w:pPr>
+        <w:pStyle w:val="TOC1"/>
+        <w:tabs>
+          <w:tab w:val="right" w:pos="9350"/>
+        </w:tabs>
+        <w:rPr>
+          <w:rFonts w:asciiTheme="minorHAnsi" w:hAnsiTheme="minorHAnsi" w:cstheme="minorBidi"/>
+          <w:b w:val="0"/>
+          <w:noProof/>
+          <w:kern w:val="2"/>
+          <w:szCs w:val="24"/>
+          <w14:ligatures w14:val="standardContextual"/>
+        </w:rPr>
+      </w:pPr>
+      <w:hyperlink w:anchor="_Toc214515667" w:history="1">
+        <w:r>
+          <w:rPr>
+            <w:rStyle w:val="Hyperlink"/>
+            <w:noProof/>
+          </w:rPr>
+          <w:t>4.6 Software Testing</w:t>
+        </w:r>
+        <w:r>
+          <w:rPr>
+            <w:noProof/>
+            <w:webHidden/>
+          </w:rPr>
+          <w:tab/>
+        </w:r>
+        <w:r>
+          <w:rPr>
+            <w:noProof/>
+            <w:webHidden/>
+          </w:rPr>
+          <w:fldChar w:fldCharType="begin"/>
+        </w:r>
+        <w:r>
+          <w:rPr>
+            <w:noProof/>
+            <w:webHidden/>
+          </w:rPr>
+          <w:instrText xml:space="preserve"> PAGEREF _Toc214515667 \h </w:instrText>
+        </w:r>
+        <w:r>
+          <w:rPr>
+            <w:noProof/>
+            <w:webHidden/>
+          </w:rPr>
+        </w:r>
+        <w:r>
+          <w:rPr>
+            <w:noProof/>
+            <w:webHidden/>
+          </w:rPr>
+          <w:fldChar w:fldCharType="separate"/>
+        </w:r>
+        <w:r>
+          <w:rPr>
+            <w:noProof/>
+            <w:webHidden/>
+          </w:rPr>
+          <w:t>46</w:t>
+        </w:r>
+        <w:r>
+          <w:rPr>
+            <w:noProof/>
+            <w:webHidden/>
+          </w:rPr>
+          <w:fldChar w:fldCharType="end"/>
+        </w:r>
+      </w:hyperlink>
+    </w:p>
+    <w:p>
+      <w:pPr>
+        <w:pStyle w:val="TOC1"/>
+        <w:tabs>
+          <w:tab w:val="right" w:pos="9350"/>
+        </w:tabs>
+        <w:rPr>
+          <w:rFonts w:asciiTheme="minorHAnsi" w:hAnsiTheme="minorHAnsi" w:cstheme="minorBidi"/>
+          <w:b w:val="0"/>
+          <w:noProof/>
+          <w:kern w:val="2"/>
+          <w:szCs w:val="24"/>
+          <w14:ligatures w14:val="standardContextual"/>
+        </w:rPr>
+      </w:pPr>
+      <w:hyperlink w:anchor="_Toc214515668" w:history="1">
+        <w:r>
+          <w:rPr>
+            <w:rStyle w:val="Hyperlink"/>
+            <w:noProof/>
+          </w:rPr>
+          <w:t>4.7 Documentation</w:t>
+        </w:r>
+        <w:r>
+          <w:rPr>
+            <w:noProof/>
+            <w:webHidden/>
+          </w:rPr>
+          <w:tab/>
+        </w:r>
+        <w:r>
+          <w:rPr>
+            <w:noProof/>
+            <w:webHidden/>
+          </w:rPr>
+          <w:fldChar w:fldCharType="begin"/>
+        </w:r>
+        <w:r>
+          <w:rPr>
+            <w:noProof/>
+            <w:webHidden/>
+          </w:rPr>
+          <w:instrText xml:space="preserve"> PAGEREF _Toc214515668 \h </w:instrText>
+        </w:r>
+        <w:r>
+          <w:rPr>
+            <w:noProof/>
+            <w:webHidden/>
+          </w:rPr>
+        </w:r>
+        <w:r>
+          <w:rPr>
+            <w:noProof/>
+            <w:webHidden/>
+          </w:rPr>
+          <w:fldChar w:fldCharType="separate"/>
+        </w:r>
+        <w:r>
+          <w:rPr>
+            <w:noProof/>
+            <w:webHidden/>
+          </w:rPr>
+          <w:t>46</w:t>
+        </w:r>
+        <w:r>
+          <w:rPr>
+            <w:noProof/>
+            <w:webHidden/>
+          </w:rPr>
+          <w:fldChar w:fldCharType="end"/>
+        </w:r>
+      </w:hyperlink>
+    </w:p>
+    <w:p>
+      <w:pPr>
+        <w:pStyle w:val="TOC2"/>
+        <w:tabs>
+          <w:tab w:val="right" w:pos="9350"/>
+        </w:tabs>
+        <w:rPr>
+          <w:rFonts w:cstheme="minorBidi"/>
+          <w:noProof/>
+          <w:kern w:val="2"/>
+          <w:sz w:val="24"/>
+          <w:szCs w:val="24"/>
+          <w14:ligatures w14:val="standardContextual"/>
+        </w:rPr>
+      </w:pPr>
+      <w:hyperlink w:anchor="_Toc214515669" w:history="1">
+        <w:r>
+          <w:rPr>
+            <w:rStyle w:val="Hyperlink"/>
+            <w:noProof/>
+          </w:rPr>
+          <w:t>4.7.1 Data Dictionary (Selected Tables)</w:t>
+        </w:r>
+        <w:r>
+          <w:rPr>
+            <w:noProof/>
+            <w:webHidden/>
+          </w:rPr>
+          <w:tab/>
+        </w:r>
+        <w:r>
+          <w:rPr>
+            <w:noProof/>
+            <w:webHidden/>
+          </w:rPr>
+          <w:fldChar w:fldCharType="begin"/>
+        </w:r>
+        <w:r>
+          <w:rPr>
+            <w:noProof/>
+            <w:webHidden/>
+          </w:rPr>
+          <w:instrText xml:space="preserve"> PAGEREF _Toc214515669 \h </w:instrText>
+        </w:r>
+        <w:r>
+          <w:rPr>
+            <w:noProof/>
+            <w:webHidden/>
+          </w:rPr>
+        </w:r>
+        <w:r>
+          <w:rPr>
+            <w:noProof/>
+            <w:webHidden/>
+          </w:rPr>
+          <w:fldChar w:fldCharType="separate"/>
+        </w:r>
+        <w:r>
+          <w:rPr>
+            <w:noProof/>
+            <w:webHidden/>
+          </w:rPr>
+          <w:t>46</w:t>
+        </w:r>
+        <w:r>
+          <w:rPr>
+            <w:noProof/>
+            <w:webHidden/>
+          </w:rPr>
+          <w:fldChar w:fldCharType="end"/>
+        </w:r>
+      </w:hyperlink>
+    </w:p>
+    <w:p>
+      <w:pPr>
+        <w:pStyle w:val="TOC2"/>
+        <w:tabs>
+          <w:tab w:val="right" w:pos="9350"/>
+        </w:tabs>
+        <w:rPr>
+          <w:rFonts w:cstheme="minorBidi"/>
+          <w:noProof/>
+          <w:kern w:val="2"/>
+          <w:sz w:val="24"/>
+          <w:szCs w:val="24"/>
+          <w14:ligatures w14:val="standardContextual"/>
+        </w:rPr>
+      </w:pPr>
+      <w:hyperlink w:anchor="_Toc214515670" w:history="1">
+        <w:r>
+          <w:rPr>
+            <w:rStyle w:val="Hyperlink"/>
+            <w:noProof/>
+          </w:rPr>
+          <w:t>4.7.2 User Manual (Excerpt)</w:t>
+        </w:r>
+        <w:r>
+          <w:rPr>
+            <w:noProof/>
+            <w:webHidden/>
+          </w:rPr>
+          <w:tab/>
+        </w:r>
+        <w:r>
+          <w:rPr>
+            <w:noProof/>
+            <w:webHidden/>
+          </w:rPr>
+          <w:fldChar w:fldCharType="begin"/>
+        </w:r>
+        <w:r>
+          <w:rPr>
+            <w:noProof/>
+            <w:webHidden/>
+          </w:rPr>
+          <w:instrText xml:space="preserve"> PAGEREF _Toc214515670 \h </w:instrText>
+        </w:r>
+        <w:r>
+          <w:rPr>
+            <w:noProof/>
+            <w:webHidden/>
+          </w:rPr>
+        </w:r>
+        <w:r>
+          <w:rPr>
+            <w:noProof/>
+            <w:webHidden/>
+          </w:rPr>
+          <w:fldChar w:fldCharType="separate"/>
+        </w:r>
+        <w:r>
+          <w:rPr>
+            <w:noProof/>
+            <w:webHidden/>
+          </w:rPr>
+          <w:t>47</w:t>
+        </w:r>
+        <w:r>
+          <w:rPr>
+            <w:noProof/>
+            <w:webHidden/>
+          </w:rPr>
+          <w:fldChar w:fldCharType="end"/>
+        </w:r>
+      </w:hyperlink>
+    </w:p>
+    <w:p>
+      <w:pPr>
+        <w:pStyle w:val="TOC1"/>
+        <w:tabs>
+          <w:tab w:val="right" w:pos="9350"/>
+        </w:tabs>
+        <w:rPr>
+          <w:rFonts w:asciiTheme="minorHAnsi" w:hAnsiTheme="minorHAnsi" w:cstheme="minorBidi"/>
+          <w:b w:val="0"/>
+          <w:noProof/>
+          <w:kern w:val="2"/>
+          <w:szCs w:val="24"/>
+          <w14:ligatures w14:val="standardContextual"/>
+        </w:rPr>
+      </w:pPr>
+      <w:hyperlink w:anchor="_Toc214515671" w:history="1">
+        <w:r>
+          <w:rPr>
+            <w:rStyle w:val="Hyperlink"/>
+            <w:noProof/>
+          </w:rPr>
+          <w:t>4.8 Source Code Listing</w:t>
+        </w:r>
+        <w:r>
+          <w:rPr>
+            <w:noProof/>
+            <w:webHidden/>
+          </w:rPr>
+          <w:tab/>
+        </w:r>
+        <w:r>
+          <w:rPr>
+            <w:noProof/>
+            <w:webHidden/>
+          </w:rPr>
+          <w:fldChar w:fldCharType="begin"/>
+        </w:r>
+        <w:r>
+          <w:rPr>
+            <w:noProof/>
+            <w:webHidden/>
+          </w:rPr>
+          <w:instrText xml:space="preserve"> PAGEREF _Toc214515671 \h </w:instrText>
+        </w:r>
+        <w:r>
+          <w:rPr>
+            <w:noProof/>
+            <w:webHidden/>
+          </w:rPr>
+        </w:r>
+        <w:r>
+          <w:rPr>
+            <w:noProof/>
+            <w:webHidden/>
+          </w:rPr>
+          <w:fldChar w:fldCharType="separate"/>
+        </w:r>
+        <w:r>
+          <w:rPr>
+            <w:noProof/>
+            <w:webHidden/>
+          </w:rPr>
+          <w:t>47</w:t>
+        </w:r>
+        <w:r>
+          <w:rPr>
+            <w:noProof/>
+            <w:webHidden/>
+          </w:rPr>
+          <w:fldChar w:fldCharType="end"/>
+        </w:r>
+      </w:hyperlink>
+    </w:p>
+    <w:p>
+      <w:pPr>
+        <w:pStyle w:val="TOC1"/>
+        <w:tabs>
+          <w:tab w:val="right" w:pos="9350"/>
+        </w:tabs>
+        <w:rPr>
+          <w:rFonts w:asciiTheme="minorHAnsi" w:hAnsiTheme="minorHAnsi" w:cstheme="minorBidi"/>
+          <w:b w:val="0"/>
+          <w:noProof/>
+          <w:kern w:val="2"/>
+          <w:szCs w:val="24"/>
+          <w14:ligatures w14:val="standardContextual"/>
+        </w:rPr>
+      </w:pPr>
+      <w:hyperlink w:anchor="_Toc214515672" w:history="1">
+        <w:r>
+          <w:rPr>
+            <w:rStyle w:val="Hyperlink"/>
+            <w:noProof/>
+          </w:rPr>
+          <w:t>5.0 Summary of Achievements</w:t>
+        </w:r>
+        <w:r>
+          <w:rPr>
+            <w:noProof/>
+            <w:webHidden/>
+          </w:rPr>
+          <w:tab/>
+        </w:r>
+        <w:r>
+          <w:rPr>
+            <w:noProof/>
+            <w:webHidden/>
+          </w:rPr>
+          <w:fldChar w:fldCharType="begin"/>
+        </w:r>
+        <w:r>
+          <w:rPr>
+            <w:noProof/>
+            <w:webHidden/>
+          </w:rPr>
+          <w:instrText xml:space="preserve"> PAGEREF _Toc214515672 \h </w:instrText>
+        </w:r>
+        <w:r>
+          <w:rPr>
+            <w:noProof/>
+            <w:webHidden/>
+          </w:rPr>
+        </w:r>
+        <w:r>
+          <w:rPr>
+            <w:noProof/>
+            <w:webHidden/>
+          </w:rPr>
+          <w:fldChar w:fldCharType="separate"/>
+        </w:r>
+        <w:r>
+          <w:rPr>
+            <w:noProof/>
+            <w:webHidden/>
+          </w:rPr>
+          <w:t>49</w:t>
+        </w:r>
+        <w:r>
+          <w:rPr>
+            <w:noProof/>
+            <w:webHidden/>
+          </w:rPr>
+          <w:fldChar w:fldCharType="end"/>
+        </w:r>
+      </w:hyperlink>
+    </w:p>
+    <w:p>
+      <w:pPr>
+        <w:pStyle w:val="TOC1"/>
+        <w:tabs>
+          <w:tab w:val="left" w:pos="720"/>
+          <w:tab w:val="right" w:pos="9350"/>
+        </w:tabs>
+        <w:rPr>
+          <w:rFonts w:asciiTheme="minorHAnsi" w:hAnsiTheme="minorHAnsi" w:cstheme="minorBidi"/>
+          <w:b w:val="0"/>
+          <w:noProof/>
+          <w:kern w:val="2"/>
+          <w:szCs w:val="24"/>
+          <w14:ligatures w14:val="standardContextual"/>
+        </w:rPr>
+      </w:pPr>
+      <w:hyperlink w:anchor="_Toc214515673" w:history="1">
+        <w:r>
+          <w:rPr>
+            <w:rStyle w:val="Hyperlink"/>
+            <w:noProof/>
+          </w:rPr>
+          <w:t>5.1</w:t>
+        </w:r>
+        <w:r>
+          <w:rPr>
+            <w:rFonts w:asciiTheme="minorHAnsi" w:hAnsiTheme="minorHAnsi" w:cstheme="minorBidi"/>
+            <w:b w:val="0"/>
+            <w:noProof/>
+            <w:kern w:val="2"/>
+            <w:szCs w:val="24"/>
+            <w14:ligatures w14:val="standardContextual"/>
+          </w:rPr>
+          <w:tab/>
+        </w:r>
+        <w:r>
+          <w:rPr>
+            <w:rStyle w:val="Hyperlink"/>
+            <w:noProof/>
+          </w:rPr>
+          <w:t>Conclusion</w:t>
+        </w:r>
+        <w:r>
+          <w:rPr>
+            <w:noProof/>
+            <w:webHidden/>
+          </w:rPr>
+          <w:tab/>
+        </w:r>
+        <w:r>
+          <w:rPr>
+            <w:noProof/>
+            <w:webHidden/>
+          </w:rPr>
+          <w:fldChar w:fldCharType="begin"/>
+        </w:r>
+        <w:r>
+          <w:rPr>
+            <w:noProof/>
+            <w:webHidden/>
+          </w:rPr>
+          <w:instrText xml:space="preserve"> PAGEREF _Toc214515673 \h </w:instrText>
+        </w:r>
+        <w:r>
+          <w:rPr>
+            <w:noProof/>
+            <w:webHidden/>
+          </w:rPr>
+        </w:r>
+        <w:r>
+          <w:rPr>
+            <w:noProof/>
+            <w:webHidden/>
+          </w:rPr>
+          <w:fldChar w:fldCharType="separate"/>
+        </w:r>
+        <w:r>
+          <w:rPr>
+            <w:noProof/>
+            <w:webHidden/>
+          </w:rPr>
+          <w:t>49</w:t>
+        </w:r>
+        <w:r>
+          <w:rPr>
+            <w:noProof/>
+            <w:webHidden/>
+          </w:rPr>
+          <w:fldChar w:fldCharType="end"/>
+        </w:r>
+      </w:hyperlink>
+    </w:p>
+    <w:p>
+      <w:pPr>
+        <w:pStyle w:val="TOC1"/>
+        <w:tabs>
+          <w:tab w:val="right" w:pos="9350"/>
+        </w:tabs>
+        <w:rPr>
+          <w:rFonts w:asciiTheme="minorHAnsi" w:hAnsiTheme="minorHAnsi" w:cstheme="minorBidi"/>
+          <w:b w:val="0"/>
+          <w:noProof/>
+          <w:kern w:val="2"/>
+          <w:szCs w:val="24"/>
+          <w14:ligatures w14:val="standardContextual"/>
+        </w:rPr>
+      </w:pPr>
+      <w:hyperlink w:anchor="_Toc214515674" w:history="1">
+        <w:r>
+          <w:rPr>
+            <w:rStyle w:val="Hyperlink"/>
+            <w:noProof/>
+          </w:rPr>
+          <w:t>5.2 Recommendations</w:t>
+        </w:r>
+        <w:r>
+          <w:rPr>
+            <w:noProof/>
+            <w:webHidden/>
+          </w:rPr>
+          <w:tab/>
+        </w:r>
+        <w:r>
+          <w:rPr>
+            <w:noProof/>
+            <w:webHidden/>
+          </w:rPr>
+          <w:fldChar w:fldCharType="begin"/>
+        </w:r>
+        <w:r>
+          <w:rPr>
+            <w:noProof/>
+            <w:webHidden/>
+          </w:rPr>
+          <w:instrText xml:space="preserve"> PAGEREF _Toc214515674 \h </w:instrText>
+        </w:r>
+        <w:r>
+          <w:rPr>
+            <w:noProof/>
+            <w:webHidden/>
+          </w:rPr>
+        </w:r>
+        <w:r>
+          <w:rPr>
+            <w:noProof/>
+            <w:webHidden/>
+          </w:rPr>
+          <w:fldChar w:fldCharType="separate"/>
+        </w:r>
+        <w:r>
+          <w:rPr>
+            <w:noProof/>
+            <w:webHidden/>
+          </w:rPr>
+          <w:t>49</w:t>
+        </w:r>
+        <w:r>
+          <w:rPr>
+            <w:noProof/>
+            <w:webHidden/>
+          </w:rPr>
+          <w:fldChar w:fldCharType="end"/>
+        </w:r>
+      </w:hyperlink>
+    </w:p>
+    <w:p>
+      <w:pPr>
+        <w:pStyle w:val="TOC1"/>
+        <w:tabs>
+          <w:tab w:val="right" w:pos="9350"/>
+        </w:tabs>
+        <w:rPr>
+          <w:rFonts w:asciiTheme="minorHAnsi" w:hAnsiTheme="minorHAnsi" w:cstheme="minorBidi"/>
+          <w:b w:val="0"/>
+          <w:noProof/>
+          <w:kern w:val="2"/>
+          <w:szCs w:val="24"/>
+          <w14:ligatures w14:val="standardContextual"/>
+        </w:rPr>
+      </w:pPr>
+      <w:hyperlink w:anchor="_Toc214515675" w:history="1">
+        <w:r>
+          <w:rPr>
+            <w:rStyle w:val="Hyperlink"/>
+            <w:noProof/>
+          </w:rPr>
+          <w:t>5.3 Suggestions for Further Work</w:t>
+        </w:r>
+        <w:r>
+          <w:rPr>
+            <w:noProof/>
+            <w:webHidden/>
+          </w:rPr>
+          <w:tab/>
+        </w:r>
+        <w:r>
+          <w:rPr>
+            <w:noProof/>
+            <w:webHidden/>
+          </w:rPr>
+          <w:fldChar w:fldCharType="begin"/>
+        </w:r>
+        <w:r>
+          <w:rPr>
+            <w:noProof/>
+            <w:webHidden/>
+          </w:rPr>
+          <w:instrText xml:space="preserve"> PAGEREF _Toc214515675 \h </w:instrText>
+        </w:r>
+        <w:r>
+          <w:rPr>
+            <w:noProof/>
+            <w:webHidden/>
+          </w:rPr>
+        </w:r>
+        <w:r>
+          <w:rPr>
+            <w:noProof/>
+            <w:webHidden/>
+          </w:rPr>
+          <w:fldChar w:fldCharType="separate"/>
+        </w:r>
+        <w:r>
+          <w:rPr>
+            <w:noProof/>
+            <w:webHidden/>
+          </w:rPr>
+          <w:t>50</w:t>
+        </w:r>
+        <w:r>
+          <w:rPr>
+            <w:noProof/>
+            <w:webHidden/>
+          </w:rPr>
+          <w:fldChar w:fldCharType="end"/>
+        </w:r>
+      </w:hyperlink>
     </w:p>
     <w:p>
       <w:pPr>
         <w:spacing w:after="160" w:line="278" w:lineRule="auto"/>
       </w:pPr>
       <w:r>
-        <w:pict w14:anchorId="3801BBC2">
-          <v:rect id="_x0000_i1025" style="width:0;height:.75pt" o:hralign="center" o:hrstd="t" o:hrnoshade="t" o:hr="t" fillcolor="#404040" stroked="f"/>
-        </w:pict>
+        <w:fldChar w:fldCharType="end"/>
+      </w:r>
+    </w:p>
+    <w:p>
+      <w:pPr>
+        <w:spacing w:after="160" w:line="278" w:lineRule="auto"/>
+      </w:pPr>
+      <w:r>
+        <w:br w:type="page"/>
       </w:r>
     </w:p>
     <w:p>
       <w:pPr>
         <w:pStyle w:val="Heading1"/>
+      </w:pPr>
+      <w:bookmarkStart w:id="5" w:name="_Toc214515626"/>
+      <w:r>
         <w:rPr>
           <w:b w:val="0"/>
           <w:bCs/>
         </w:rPr>
-      </w:pPr>
-      <w:bookmarkStart w:id="0" w:name="_Toc203989051"/>
-      <w:r>
+        <w:lastRenderedPageBreak/>
+        <w:t>LIST OF FIGURES</w:t>
+      </w:r>
+      <w:bookmarkEnd w:id="5"/>
+    </w:p>
+    <w:p>
+      <w:pPr>
+        <w:spacing w:after="160" w:line="278" w:lineRule="auto"/>
+      </w:pPr>
+      <w:r>
+        <w:br w:type="page"/>
+      </w:r>
+    </w:p>
+    <w:p>
+      <w:pPr>
+        <w:pStyle w:val="Heading1"/>
         <w:rPr>
           <w:b w:val="0"/>
           <w:bCs/>
         </w:rPr>
-        <w:t>Chapter</w:t>
-      </w:r>
+      </w:pPr>
+      <w:bookmarkStart w:id="6" w:name="_Toc214515627"/>
       <w:r>
         <w:rPr>
           <w:b w:val="0"/>
           <w:bCs/>
         </w:rPr>
-        <w:t xml:space="preserve"> 1: </w:t>
-      </w:r>
-      <w:r>
-        <w:rPr>
-          <w:b w:val="0"/>
-          <w:bCs/>
-        </w:rPr>
-        <w:t>Introduction</w:t>
-      </w:r>
-      <w:bookmarkEnd w:id="0"/>
-    </w:p>
-    <w:p>
-      <w:pPr>
-        <w:spacing w:after="160" w:line="278" w:lineRule="auto"/>
-      </w:pPr>
-      <w:r>
-        <w:t>1.</w:t>
-      </w:r>
-      <w:r>
-        <w:t>1</w:t>
-      </w:r>
-      <w:r>
-        <w:tab/>
-      </w:r>
-      <w:r>
-        <w:t>Background to the Study</w:t>
-      </w:r>
-      <w:r>
-        <w:br/>
-        <w:t>1.2</w:t>
-      </w:r>
-      <w:r>
-        <w:tab/>
-      </w:r>
-      <w:r>
-        <w:t>Statement of Problem</w:t>
-      </w:r>
-      <w:r>
-        <w:br/>
-        <w:t>1.3</w:t>
-      </w:r>
-      <w:r>
-        <w:tab/>
-      </w:r>
-      <w:r>
-        <w:t>Aim and Objectives of the Study</w:t>
-      </w:r>
-      <w:r>
-        <w:br/>
-        <w:t>1.4</w:t>
-      </w:r>
-      <w:r>
-        <w:tab/>
-      </w:r>
-      <w:r>
-        <w:t>Significance of the Study</w:t>
-      </w:r>
-      <w:r>
-        <w:br/>
-        <w:t>1.5</w:t>
-      </w:r>
-      <w:r>
-        <w:tab/>
-      </w:r>
-      <w:r>
-        <w:t>Scope of the Study</w:t>
-      </w:r>
-      <w:r>
-        <w:br/>
-        <w:t>1.6</w:t>
-      </w:r>
-      <w:r>
-        <w:tab/>
-      </w:r>
-      <w:r>
-        <w:t>Limitation of the Study</w:t>
-      </w:r>
-      <w:r>
-        <w:br/>
-        <w:t>1.7</w:t>
-      </w:r>
-      <w:r>
-        <w:tab/>
-      </w:r>
-      <w:r>
-        <w:t>Definition of Terms</w:t>
-      </w:r>
-    </w:p>
-    <w:p>
-      <w:pPr>
-        <w:pStyle w:val="Heading1"/>
-        <w:rPr>
-          <w:b w:val="0"/>
-          <w:bCs/>
-        </w:rPr>
-      </w:pPr>
-      <w:bookmarkStart w:id="1" w:name="_Toc203989052"/>
-      <w:r>
-        <w:rPr>
-          <w:b w:val="0"/>
-          <w:bCs/>
-        </w:rPr>
-        <w:t>Chapter</w:t>
-      </w:r>
-      <w:r>
-        <w:rPr>
-          <w:b w:val="0"/>
-          <w:bCs/>
-        </w:rPr>
-        <w:t xml:space="preserve"> 2: </w:t>
-      </w:r>
-      <w:r>
-        <w:rPr>
-          <w:b w:val="0"/>
-          <w:bCs/>
-        </w:rPr>
-        <w:t>Literature Review</w:t>
-      </w:r>
-      <w:bookmarkEnd w:id="1"/>
-    </w:p>
-    <w:p>
-      <w:pPr>
-        <w:spacing w:after="160" w:line="278" w:lineRule="auto"/>
-      </w:pPr>
-      <w:r>
-        <w:t>2.0</w:t>
-      </w:r>
-      <w:r>
-        <w:tab/>
-      </w:r>
-      <w:r>
-        <w:t>Introduction</w:t>
-      </w:r>
-      <w:r>
-        <w:br/>
-        <w:t>2.1</w:t>
-      </w:r>
-      <w:r>
-        <w:tab/>
-      </w:r>
-      <w:r>
-        <w:t>Theoretical Background</w:t>
-      </w:r>
-      <w:r>
-        <w:br/>
-        <w:t>2.1.1</w:t>
-      </w:r>
-      <w:r>
-        <w:tab/>
-      </w:r>
-      <w:r>
-        <w:t>Concepts</w:t>
-      </w:r>
-      <w:r>
-        <w:br/>
-        <w:t>2.1.2</w:t>
-      </w:r>
-      <w:r>
-        <w:tab/>
-      </w:r>
-      <w:r>
-        <w:t>Technology</w:t>
-      </w:r>
-      <w:r>
-        <w:br/>
-        <w:t>2.2</w:t>
-      </w:r>
-      <w:r>
-        <w:tab/>
-      </w:r>
-      <w:r>
-        <w:t>Review of Related Literature</w:t>
-      </w:r>
-      <w:r>
-        <w:br/>
-        <w:t>2.3</w:t>
-      </w:r>
-      <w:r>
-        <w:tab/>
-      </w:r>
-      <w:r>
-        <w:t>Research/Literature Gap</w:t>
-      </w:r>
-    </w:p>
-    <w:p>
-      <w:pPr>
-        <w:pStyle w:val="Heading1"/>
-        <w:rPr>
-          <w:b w:val="0"/>
-          <w:bCs/>
-        </w:rPr>
-      </w:pPr>
-      <w:bookmarkStart w:id="2" w:name="_Toc203989053"/>
-      <w:r>
-        <w:rPr>
-          <w:b w:val="0"/>
-          <w:bCs/>
-        </w:rPr>
-        <w:t>Chapter</w:t>
-      </w:r>
-      <w:r>
-        <w:rPr>
-          <w:b w:val="0"/>
-          <w:bCs/>
-        </w:rPr>
-        <w:t xml:space="preserve"> 3: </w:t>
-      </w:r>
-      <w:r>
-        <w:rPr>
-          <w:b w:val="0"/>
-          <w:bCs/>
-        </w:rPr>
-        <w:t>System Analysis and Design</w:t>
-      </w:r>
-      <w:bookmarkEnd w:id="2"/>
-    </w:p>
-    <w:p>
-      <w:pPr>
-        <w:spacing w:after="160" w:line="278" w:lineRule="auto"/>
-      </w:pPr>
-      <w:r>
-        <w:t>3.0</w:t>
-      </w:r>
-      <w:r>
-        <w:tab/>
-      </w:r>
-      <w:r>
-        <w:t>Introduction</w:t>
-      </w:r>
-      <w:r>
-        <w:br/>
-        <w:t>3.1</w:t>
-      </w:r>
-      <w:r>
-        <w:tab/>
-      </w:r>
-      <w:r>
-        <w:t>Research Methodology</w:t>
-      </w:r>
-      <w:r>
-        <w:br/>
-        <w:t>3.2</w:t>
-      </w:r>
-      <w:r>
-        <w:tab/>
-      </w:r>
-      <w:r>
-        <w:t>Description of the Existing System</w:t>
-      </w:r>
-      <w:r>
-        <w:br/>
-        <w:t>3.2.1</w:t>
-      </w:r>
-      <w:r>
-        <w:tab/>
-      </w:r>
-      <w:r>
-        <w:t>Weaknesses of the Existing System</w:t>
-      </w:r>
-      <w:r>
-        <w:br/>
-        <w:t>3.3</w:t>
-      </w:r>
-      <w:r>
-        <w:tab/>
-      </w:r>
-      <w:r>
-        <w:t>Analysis of the Proposed System</w:t>
-      </w:r>
-      <w:r>
-        <w:br/>
-        <w:t>3.4</w:t>
-      </w:r>
-      <w:r>
-        <w:tab/>
-      </w:r>
-      <w:r>
-        <w:t>Design of the Proposed System</w:t>
-      </w:r>
-      <w:r>
-        <w:br/>
-      </w:r>
-      <w:r>
-        <w:lastRenderedPageBreak/>
-        <w:t>3.4.1</w:t>
-      </w:r>
-      <w:r>
-        <w:tab/>
-      </w:r>
-      <w:r>
-        <w:t>Use Case Diagram</w:t>
-      </w:r>
-      <w:r>
-        <w:br/>
-        <w:t>3.4.2</w:t>
-      </w:r>
-      <w:r>
-        <w:tab/>
-      </w:r>
-      <w:r>
-        <w:t>Class Diagram</w:t>
-      </w:r>
-      <w:r>
-        <w:br/>
-        <w:t>3.4.3</w:t>
-      </w:r>
-      <w:r>
-        <w:tab/>
-      </w:r>
-      <w:r>
-        <w:t>Sequence Diagram</w:t>
-      </w:r>
-      <w:r>
-        <w:br/>
-        <w:t>3.4.4</w:t>
-      </w:r>
-      <w:r>
-        <w:tab/>
-      </w:r>
-      <w:r>
-        <w:t>Activity Diagram</w:t>
-      </w:r>
-      <w:r>
-        <w:br/>
-        <w:t>3.4.5</w:t>
-      </w:r>
-      <w:r>
-        <w:tab/>
-      </w:r>
-      <w:r>
-        <w:t>Database Design</w:t>
-      </w:r>
-    </w:p>
-    <w:p>
-      <w:pPr>
-        <w:pStyle w:val="Heading1"/>
-        <w:rPr>
-          <w:b w:val="0"/>
-          <w:bCs/>
-        </w:rPr>
-      </w:pPr>
-      <w:bookmarkStart w:id="3" w:name="_Toc203989054"/>
-      <w:r>
-        <w:rPr>
-          <w:b w:val="0"/>
-          <w:bCs/>
-        </w:rPr>
-        <w:t xml:space="preserve">Chapter </w:t>
-      </w:r>
-      <w:r>
-        <w:rPr>
-          <w:b w:val="0"/>
-          <w:bCs/>
-        </w:rPr>
-        <w:t xml:space="preserve">4: </w:t>
-      </w:r>
-      <w:r>
-        <w:rPr>
-          <w:b w:val="0"/>
-          <w:bCs/>
-        </w:rPr>
-        <w:t>System Implementation</w:t>
-      </w:r>
-      <w:bookmarkEnd w:id="3"/>
-    </w:p>
-    <w:p>
-      <w:pPr>
-        <w:spacing w:after="160" w:line="278" w:lineRule="auto"/>
-      </w:pPr>
-      <w:r>
-        <w:t>4.0</w:t>
-      </w:r>
-      <w:r>
-        <w:tab/>
-      </w:r>
-      <w:r>
-        <w:t>Introduction</w:t>
-      </w:r>
-      <w:r>
-        <w:br/>
-        <w:t>4.1</w:t>
-      </w:r>
-      <w:r>
-        <w:tab/>
-      </w:r>
-      <w:r>
-        <w:t>Choice of Development Environment</w:t>
-      </w:r>
-      <w:r>
-        <w:br/>
-        <w:t>4.2</w:t>
-      </w:r>
-      <w:r>
-        <w:tab/>
-      </w:r>
-      <w:r>
-        <w:t>Implementation Architecture</w:t>
-      </w:r>
-      <w:r>
-        <w:br/>
-        <w:t>4.2.1</w:t>
-      </w:r>
-      <w:r>
-        <w:tab/>
-      </w:r>
-      <w:r>
-        <w:t>Main Menu</w:t>
-      </w:r>
-      <w:r>
-        <w:br/>
-        <w:t>4.2.2</w:t>
-      </w:r>
-      <w:r>
-        <w:tab/>
-      </w:r>
-      <w:r>
-        <w:t>Submenus</w:t>
-      </w:r>
-      <w:r>
-        <w:br/>
-        <w:t>4.3</w:t>
-      </w:r>
-      <w:r>
-        <w:tab/>
-      </w:r>
-      <w:r>
-        <w:t>Software Testing</w:t>
-      </w:r>
-      <w:r>
-        <w:br/>
-        <w:t>4.4</w:t>
-      </w:r>
-      <w:r>
-        <w:tab/>
-      </w:r>
-      <w:r>
-        <w:t>Documentation</w:t>
-      </w:r>
-      <w:r>
-        <w:br/>
-        <w:t>4.4.1</w:t>
-      </w:r>
-      <w:r>
-        <w:tab/>
-      </w:r>
-      <w:r>
-        <w:t>User Manual</w:t>
-      </w:r>
-      <w:r>
-        <w:br/>
-        <w:t>4.4.2</w:t>
-      </w:r>
-      <w:r>
-        <w:tab/>
-      </w:r>
-      <w:r>
-        <w:t>Source Code Listing (Appendix)</w:t>
-      </w:r>
-    </w:p>
-    <w:p>
-      <w:pPr>
-        <w:pStyle w:val="Heading1"/>
-        <w:rPr>
-          <w:b w:val="0"/>
-          <w:bCs/>
-        </w:rPr>
-      </w:pPr>
-      <w:bookmarkStart w:id="4" w:name="_Toc203989055"/>
-      <w:r>
-        <w:rPr>
-          <w:b w:val="0"/>
-          <w:bCs/>
-        </w:rPr>
-        <w:t xml:space="preserve">Chapter </w:t>
-      </w:r>
-      <w:r>
-        <w:rPr>
-          <w:b w:val="0"/>
-          <w:bCs/>
-        </w:rPr>
-        <w:t xml:space="preserve">5: </w:t>
-      </w:r>
-      <w:r>
-        <w:rPr>
-          <w:b w:val="0"/>
-          <w:bCs/>
-        </w:rPr>
-        <w:t>Summary and Conclusion</w:t>
-      </w:r>
-      <w:bookmarkEnd w:id="4"/>
-    </w:p>
-    <w:p>
-      <w:pPr>
-        <w:spacing w:after="160" w:line="278" w:lineRule="auto"/>
-      </w:pPr>
-      <w:r>
-        <w:t>5.0</w:t>
-      </w:r>
-      <w:r>
-        <w:tab/>
-      </w:r>
-      <w:r>
-        <w:t>Summary</w:t>
-      </w:r>
-      <w:r>
-        <w:br/>
-        <w:t>5.1</w:t>
-      </w:r>
-      <w:r>
-        <w:tab/>
-      </w:r>
-      <w:r>
-        <w:t>Conclusion</w:t>
-      </w:r>
-      <w:r>
-        <w:br/>
-        <w:t>5.2</w:t>
-      </w:r>
-      <w:r>
-        <w:tab/>
-      </w:r>
-      <w:r>
-        <w:t>Recommendation</w:t>
-      </w:r>
-      <w:r>
-        <w:br/>
-        <w:t>5.3</w:t>
-      </w:r>
-      <w:r>
-        <w:tab/>
-      </w:r>
-      <w:r>
-        <w:t>Suggestions for Further Work</w:t>
-      </w:r>
-    </w:p>
-    <w:p>
-      <w:pPr>
-        <w:pStyle w:val="Heading1"/>
-        <w:rPr>
-          <w:b w:val="0"/>
-          <w:bCs/>
-        </w:rPr>
-      </w:pPr>
-      <w:bookmarkStart w:id="5" w:name="_Toc203989056"/>
-      <w:r>
-        <w:rPr>
-          <w:b w:val="0"/>
-          <w:bCs/>
-        </w:rPr>
-        <w:t>References</w:t>
-      </w:r>
-      <w:bookmarkEnd w:id="5"/>
-    </w:p>
-    <w:p>
-      <w:pPr>
-        <w:pStyle w:val="Heading1"/>
-        <w:rPr>
-          <w:b w:val="0"/>
-          <w:bCs/>
-        </w:rPr>
-      </w:pPr>
-      <w:bookmarkStart w:id="6" w:name="_Toc203989057"/>
-      <w:r>
-        <w:rPr>
-          <w:b w:val="0"/>
-          <w:bCs/>
-        </w:rPr>
-        <w:t>Appendices</w:t>
-      </w:r>
-      <w:bookmarkEnd w:id="6"/>
-    </w:p>
-    <w:p>
-      <w:pPr>
-        <w:spacing w:after="160" w:line="278" w:lineRule="auto"/>
-      </w:pPr>
-      <w:r>
-        <w:t>Appendix A: Program Codes</w:t>
-      </w:r>
-      <w:r>
-        <w:br/>
-        <w:t>Appendix B: Sample Program Outputs</w:t>
-      </w:r>
-    </w:p>
-    <w:p>
-      <w:pPr>
-        <w:spacing w:after="160" w:line="278" w:lineRule="auto"/>
-      </w:pPr>
-      <w:r>
-        <w:br w:type="page"/>
-      </w:r>
-    </w:p>
-    <w:p>
-      <w:pPr>
-        <w:pStyle w:val="Heading1"/>
-        <w:rPr>
-          <w:b w:val="0"/>
-          <w:bCs/>
-        </w:rPr>
-      </w:pPr>
-      <w:r>
-        <w:rPr>
-          <w:b w:val="0"/>
-          <w:bCs/>
-        </w:rPr>
-        <w:lastRenderedPageBreak/>
-        <w:t>LIST OF FIGURES</w:t>
-      </w:r>
-    </w:p>
-    <w:p/>
-    <w:p>
-      <w:pPr>
-        <w:spacing w:after="160" w:line="278" w:lineRule="auto"/>
-      </w:pPr>
-      <w:r>
-        <w:br w:type="page"/>
-      </w:r>
-    </w:p>
-    <w:p>
-      <w:pPr>
-        <w:pStyle w:val="Heading1"/>
-        <w:rPr>
-          <w:b w:val="0"/>
-          <w:bCs/>
-        </w:rPr>
-      </w:pPr>
-      <w:r>
-        <w:rPr>
-          <w:b w:val="0"/>
-          <w:bCs/>
-        </w:rPr>
         <w:lastRenderedPageBreak/>
         <w:t>LIST OF TABLES</w:t>
       </w:r>
+      <w:bookmarkEnd w:id="6"/>
     </w:p>
     <w:p/>
     <w:p>
@@ -1938,9 +5824,11 @@
           <w:numId w:val="1"/>
         </w:numPr>
       </w:pPr>
+      <w:bookmarkStart w:id="7" w:name="_Toc214515628"/>
       <w:r>
         <w:t>Background to the Study</w:t>
       </w:r>
+      <w:bookmarkEnd w:id="7"/>
     </w:p>
     <w:p>
       <w:r>
@@ -1982,9 +5870,11 @@
           <w:numId w:val="1"/>
         </w:numPr>
       </w:pPr>
+      <w:bookmarkStart w:id="8" w:name="_Toc214515629"/>
       <w:r>
         <w:t>Statement of Problem</w:t>
       </w:r>
+      <w:bookmarkEnd w:id="8"/>
     </w:p>
     <w:p>
       <w:r>
@@ -2031,6 +5921,7 @@
       <w:pPr>
         <w:pStyle w:val="Heading1"/>
       </w:pPr>
+      <w:bookmarkStart w:id="9" w:name="_Toc214515630"/>
       <w:r>
         <w:t>1.</w:t>
       </w:r>
@@ -2043,6 +5934,7 @@
       <w:r>
         <w:t>Aim and Objectives of the Study</w:t>
       </w:r>
+      <w:bookmarkEnd w:id="9"/>
     </w:p>
     <w:p>
       <w:pPr>
@@ -2194,6 +6086,7 @@
       <w:pPr>
         <w:pStyle w:val="Heading1"/>
       </w:pPr>
+      <w:bookmarkStart w:id="10" w:name="_Toc214515631"/>
       <w:r>
         <w:t>1.4</w:t>
       </w:r>
@@ -2203,6 +6096,7 @@
       <w:r>
         <w:t>Scope of the Study</w:t>
       </w:r>
+      <w:bookmarkEnd w:id="10"/>
     </w:p>
     <w:p>
       <w:r>
@@ -2289,6 +6183,7 @@
       <w:pPr>
         <w:pStyle w:val="Heading1"/>
       </w:pPr>
+      <w:bookmarkStart w:id="11" w:name="_Toc214515632"/>
       <w:r>
         <w:t>1.</w:t>
       </w:r>
@@ -2301,6 +6196,7 @@
       <w:r>
         <w:t>Significance of the Study</w:t>
       </w:r>
+      <w:bookmarkEnd w:id="11"/>
     </w:p>
     <w:p>
       <w:r>
@@ -2336,6 +6232,7 @@
       <w:pPr>
         <w:pStyle w:val="Heading1"/>
       </w:pPr>
+      <w:bookmarkStart w:id="12" w:name="_Toc214515633"/>
       <w:r>
         <w:t>1.</w:t>
       </w:r>
@@ -2351,6 +6248,7 @@
       <w:r>
         <w:t xml:space="preserve"> of the Study</w:t>
       </w:r>
+      <w:bookmarkEnd w:id="12"/>
     </w:p>
     <w:p>
       <w:pPr>
@@ -2375,6 +6273,7 @@
       <w:pPr>
         <w:pStyle w:val="Heading1"/>
       </w:pPr>
+      <w:bookmarkStart w:id="13" w:name="_Toc214515634"/>
       <w:r>
         <w:t>1.</w:t>
       </w:r>
@@ -2387,6 +6286,7 @@
       <w:r>
         <w:t>Definition of Terms</w:t>
       </w:r>
+      <w:bookmarkEnd w:id="13"/>
     </w:p>
     <w:p>
       <w:pPr>
@@ -2925,9 +6825,11 @@
       <w:pPr>
         <w:pStyle w:val="Heading1"/>
       </w:pPr>
+      <w:bookmarkStart w:id="14" w:name="_Toc214515635"/>
       <w:r>
         <w:t>2.0 Introduction</w:t>
       </w:r>
+      <w:bookmarkEnd w:id="14"/>
     </w:p>
     <w:p>
       <w:r>
@@ -2992,9 +6894,11 @@
       <w:pPr>
         <w:pStyle w:val="Heading1"/>
       </w:pPr>
+      <w:bookmarkStart w:id="15" w:name="_Toc214515636"/>
       <w:r>
         <w:t>2.1 Theoretical Background</w:t>
       </w:r>
+      <w:bookmarkEnd w:id="15"/>
     </w:p>
     <w:p>
       <w:r>
@@ -3015,6 +6919,7 @@
       <w:pPr>
         <w:pStyle w:val="Heading1"/>
       </w:pPr>
+      <w:bookmarkStart w:id="16" w:name="_Toc214515637"/>
       <w:r>
         <w:t>2.1.1</w:t>
       </w:r>
@@ -3022,6 +6927,7 @@
         <w:tab/>
         <w:t>Concepts</w:t>
       </w:r>
+      <w:bookmarkEnd w:id="16"/>
     </w:p>
     <w:p>
       <w:pPr>
@@ -3091,6 +6997,7 @@
       <w:pPr>
         <w:pStyle w:val="Heading1"/>
       </w:pPr>
+      <w:bookmarkStart w:id="17" w:name="_Toc214515638"/>
       <w:r>
         <w:t>2.1.2</w:t>
       </w:r>
@@ -3098,6 +7005,7 @@
         <w:tab/>
         <w:t>Technology</w:t>
       </w:r>
+      <w:bookmarkEnd w:id="17"/>
     </w:p>
     <w:p>
       <w:pPr>
@@ -3273,6 +7181,7 @@
       <w:pPr>
         <w:pStyle w:val="Heading1"/>
       </w:pPr>
+      <w:bookmarkStart w:id="18" w:name="_Toc214515639"/>
       <w:r>
         <w:lastRenderedPageBreak/>
         <w:t>2.2</w:t>
@@ -3281,6 +7190,7 @@
         <w:tab/>
         <w:t>Review of Related Literature</w:t>
       </w:r>
+      <w:bookmarkEnd w:id="18"/>
     </w:p>
     <w:p>
       <w:r>
@@ -4094,6 +8004,7 @@
       <w:pPr>
         <w:pStyle w:val="Heading1"/>
       </w:pPr>
+      <w:bookmarkStart w:id="19" w:name="_Toc214515640"/>
       <w:r>
         <w:t>3.1</w:t>
       </w:r>
@@ -4101,6 +8012,7 @@
         <w:tab/>
         <w:t>Research Methodology</w:t>
       </w:r>
+      <w:bookmarkEnd w:id="19"/>
     </w:p>
     <w:p>
       <w:r>
@@ -4136,24 +8048,34 @@
       <w:pPr>
         <w:pStyle w:val="Heading1"/>
       </w:pPr>
+      <w:bookmarkStart w:id="20" w:name="_Toc214515641"/>
       <w:r>
         <w:t>3.2</w:t>
       </w:r>
       <w:r>
         <w:tab/>
-        <w:t xml:space="preserve">Systems Analysis  </w:t>
+        <w:t>Systems Analysis</w:t>
+      </w:r>
+      <w:bookmarkEnd w:id="20"/>
+      <w:r>
+        <w:t xml:space="preserve">  </w:t>
       </w:r>
     </w:p>
     <w:p>
       <w:pPr>
         <w:pStyle w:val="Heading2"/>
       </w:pPr>
+      <w:bookmarkStart w:id="21" w:name="_Toc214515642"/>
       <w:r>
         <w:t>3.2.1</w:t>
       </w:r>
       <w:r>
         <w:tab/>
-        <w:t xml:space="preserve">Description of the Existing System  </w:t>
+        <w:t>Description of the Existing System</w:t>
+      </w:r>
+      <w:bookmarkEnd w:id="21"/>
+      <w:r>
+        <w:t xml:space="preserve">  </w:t>
       </w:r>
     </w:p>
     <w:p>
@@ -4313,9 +8235,11 @@
       <w:pPr>
         <w:pStyle w:val="Heading3"/>
       </w:pPr>
+      <w:bookmarkStart w:id="22" w:name="_Toc214515643"/>
       <w:r>
         <w:t>3.2.1.1 Weaknesses of the Existing System</w:t>
       </w:r>
+      <w:bookmarkEnd w:id="22"/>
     </w:p>
     <w:p>
       <w:r>
@@ -4508,9 +8432,11 @@
       <w:pPr>
         <w:pStyle w:val="Heading2"/>
       </w:pPr>
+      <w:bookmarkStart w:id="23" w:name="_Toc214515644"/>
       <w:r>
         <w:t>3.2.2 Analysis of the Proposed System</w:t>
       </w:r>
+      <w:bookmarkEnd w:id="23"/>
     </w:p>
     <w:p>
       <w:r>
@@ -4536,9 +8462,11 @@
           <w:numId w:val="51"/>
         </w:numPr>
       </w:pPr>
+      <w:bookmarkStart w:id="24" w:name="_Toc214515645"/>
       <w:r>
         <w:t>System Architecture</w:t>
       </w:r>
+      <w:bookmarkEnd w:id="24"/>
     </w:p>
     <w:p>
       <w:r>
@@ -4689,9 +8617,11 @@
           <w:numId w:val="51"/>
         </w:numPr>
       </w:pPr>
+      <w:bookmarkStart w:id="25" w:name="_Toc214515646"/>
       <w:r>
         <w:t>Database Design</w:t>
       </w:r>
+      <w:bookmarkEnd w:id="25"/>
     </w:p>
     <w:p>
       <w:r>
@@ -4791,9 +8721,11 @@
           <w:numId w:val="51"/>
         </w:numPr>
       </w:pPr>
+      <w:bookmarkStart w:id="26" w:name="_Toc214515647"/>
       <w:r>
         <w:t>Input Design</w:t>
       </w:r>
+      <w:bookmarkEnd w:id="26"/>
     </w:p>
     <w:p>
       <w:r>
@@ -4875,9 +8807,11 @@
           <w:numId w:val="51"/>
         </w:numPr>
       </w:pPr>
+      <w:bookmarkStart w:id="27" w:name="_Toc214515648"/>
       <w:r>
         <w:t>Output Design</w:t>
       </w:r>
+      <w:bookmarkEnd w:id="27"/>
     </w:p>
     <w:p>
       <w:r>
@@ -4959,9 +8893,11 @@
           <w:numId w:val="51"/>
         </w:numPr>
       </w:pPr>
+      <w:bookmarkStart w:id="28" w:name="_Toc214515649"/>
       <w:r>
         <w:t>Algorithm / Process Design</w:t>
       </w:r>
+      <w:bookmarkEnd w:id="28"/>
     </w:p>
     <w:p/>
     <w:p>
@@ -5116,9 +9052,11 @@
           <w:numId w:val="51"/>
         </w:numPr>
       </w:pPr>
+      <w:bookmarkStart w:id="29" w:name="_Toc214515650"/>
       <w:r>
         <w:t>UML Requirements Analysis Diagrams</w:t>
       </w:r>
+      <w:bookmarkEnd w:id="29"/>
     </w:p>
     <w:p/>
     <w:p>
@@ -5311,9 +9249,11 @@
       <w:pPr>
         <w:pStyle w:val="Heading2"/>
       </w:pPr>
+      <w:bookmarkStart w:id="30" w:name="_Toc214515651"/>
       <w:r>
         <w:t>3.4 Design of the Proposed System</w:t>
       </w:r>
+      <w:bookmarkEnd w:id="30"/>
     </w:p>
     <w:p>
       <w:r>
@@ -5343,6 +9283,7 @@
       <w:pPr>
         <w:pStyle w:val="Heading3"/>
       </w:pPr>
+      <w:bookmarkStart w:id="31" w:name="_Toc214515652"/>
       <w:r>
         <w:lastRenderedPageBreak/>
         <w:t>3.4.1</w:t>
@@ -5351,6 +9292,7 @@
         <w:tab/>
         <w:t>Use Case Diagram</w:t>
       </w:r>
+      <w:bookmarkEnd w:id="31"/>
     </w:p>
     <w:p>
       <w:pPr>
@@ -6088,15 +10030,15 @@
       </w:tr>
     </w:tbl>
     <w:p>
-      <w:bookmarkStart w:id="7" w:name="_86gc4wqk7ult" w:colFirst="0" w:colLast="0"/>
-      <w:bookmarkEnd w:id="7"/>
+      <w:bookmarkStart w:id="32" w:name="_86gc4wqk7ult" w:colFirst="0" w:colLast="0"/>
+      <w:bookmarkEnd w:id="32"/>
     </w:p>
     <w:p>
       <w:pPr>
         <w:pStyle w:val="figure"/>
       </w:pPr>
-      <w:bookmarkStart w:id="8" w:name="_i9vx65mryjvk" w:colFirst="0" w:colLast="0"/>
-      <w:bookmarkEnd w:id="8"/>
+      <w:bookmarkStart w:id="33" w:name="_i9vx65mryjvk" w:colFirst="0" w:colLast="0"/>
+      <w:bookmarkEnd w:id="33"/>
       <w:r>
         <w:t>Table 3.2</w:t>
       </w:r>
@@ -6908,8 +10850,8 @@
       </w:tr>
     </w:tbl>
     <w:p>
-      <w:bookmarkStart w:id="9" w:name="_r3muz4q19flp" w:colFirst="0" w:colLast="0"/>
-      <w:bookmarkEnd w:id="9"/>
+      <w:bookmarkStart w:id="34" w:name="_r3muz4q19flp" w:colFirst="0" w:colLast="0"/>
+      <w:bookmarkEnd w:id="34"/>
     </w:p>
     <w:p>
       <w:pPr>
@@ -7411,15 +11353,15 @@
       </w:tr>
     </w:tbl>
     <w:p>
-      <w:bookmarkStart w:id="10" w:name="_53oqwjmxd7mf" w:colFirst="0" w:colLast="0"/>
-      <w:bookmarkEnd w:id="10"/>
+      <w:bookmarkStart w:id="35" w:name="_53oqwjmxd7mf" w:colFirst="0" w:colLast="0"/>
+      <w:bookmarkEnd w:id="35"/>
     </w:p>
     <w:p>
       <w:pPr>
         <w:pStyle w:val="Heading4"/>
       </w:pPr>
-      <w:bookmarkStart w:id="11" w:name="_3ostd4iixw1k" w:colFirst="0" w:colLast="0"/>
-      <w:bookmarkEnd w:id="11"/>
+      <w:bookmarkStart w:id="36" w:name="_3ostd4iixw1k" w:colFirst="0" w:colLast="0"/>
+      <w:bookmarkEnd w:id="36"/>
       <w:r>
         <w:t>Use Case Relationships</w:t>
       </w:r>
@@ -7431,8 +11373,8 @@
           <w:bCs/>
         </w:rPr>
       </w:pPr>
-      <w:bookmarkStart w:id="12" w:name="_71d65jueyptr" w:colFirst="0" w:colLast="0"/>
-      <w:bookmarkEnd w:id="12"/>
+      <w:bookmarkStart w:id="37" w:name="_71d65jueyptr" w:colFirst="0" w:colLast="0"/>
+      <w:bookmarkEnd w:id="37"/>
       <w:r>
         <w:rPr>
           <w:b/>
@@ -7635,8 +11577,8 @@
           <w:bCs/>
         </w:rPr>
       </w:pPr>
-      <w:bookmarkStart w:id="13" w:name="_sgoojmtynxsx" w:colFirst="0" w:colLast="0"/>
-      <w:bookmarkEnd w:id="13"/>
+      <w:bookmarkStart w:id="38" w:name="_sgoojmtynxsx" w:colFirst="0" w:colLast="0"/>
+      <w:bookmarkEnd w:id="38"/>
       <w:r>
         <w:rPr>
           <w:b/>
@@ -7687,8 +11629,8 @@
           <w:bCs/>
         </w:rPr>
       </w:pPr>
-      <w:bookmarkStart w:id="14" w:name="_y9bdiegwa0pi" w:colFirst="0" w:colLast="0"/>
-      <w:bookmarkEnd w:id="14"/>
+      <w:bookmarkStart w:id="39" w:name="_y9bdiegwa0pi" w:colFirst="0" w:colLast="0"/>
+      <w:bookmarkEnd w:id="39"/>
       <w:r>
         <w:rPr>
           <w:b/>
@@ -7781,8 +11723,8 @@
           <w:bCs/>
         </w:rPr>
       </w:pPr>
-      <w:bookmarkStart w:id="15" w:name="_2i77tjrkxgx3" w:colFirst="0" w:colLast="0"/>
-      <w:bookmarkEnd w:id="15"/>
+      <w:bookmarkStart w:id="40" w:name="_2i77tjrkxgx3" w:colFirst="0" w:colLast="0"/>
+      <w:bookmarkEnd w:id="40"/>
       <w:r>
         <w:rPr>
           <w:b/>
@@ -7798,8 +11740,8 @@
           <w:bCs/>
         </w:rPr>
       </w:pPr>
-      <w:bookmarkStart w:id="16" w:name="_5eaybc9rfjzi" w:colFirst="0" w:colLast="0"/>
-      <w:bookmarkEnd w:id="16"/>
+      <w:bookmarkStart w:id="41" w:name="_5eaybc9rfjzi" w:colFirst="0" w:colLast="0"/>
+      <w:bookmarkEnd w:id="41"/>
       <w:r>
         <w:rPr>
           <w:b/>
@@ -7905,8 +11847,8 @@
       </w:r>
     </w:p>
     <w:p>
-      <w:bookmarkStart w:id="17" w:name="_fhc2pxgcqf4m" w:colFirst="0" w:colLast="0"/>
-      <w:bookmarkEnd w:id="17"/>
+      <w:bookmarkStart w:id="42" w:name="_fhc2pxgcqf4m" w:colFirst="0" w:colLast="0"/>
+      <w:bookmarkEnd w:id="42"/>
       <w:r>
         <w:rPr>
           <w:b/>
@@ -8028,8 +11970,8 @@
           <w:bCs/>
         </w:rPr>
       </w:pPr>
-      <w:bookmarkStart w:id="18" w:name="_kq030lb0kyqx" w:colFirst="0" w:colLast="0"/>
-      <w:bookmarkEnd w:id="18"/>
+      <w:bookmarkStart w:id="43" w:name="_kq030lb0kyqx" w:colFirst="0" w:colLast="0"/>
+      <w:bookmarkEnd w:id="43"/>
       <w:r>
         <w:rPr>
           <w:b/>
@@ -8115,6 +12057,7 @@
       <w:pPr>
         <w:pStyle w:val="Heading3"/>
       </w:pPr>
+      <w:bookmarkStart w:id="44" w:name="_Toc214515653"/>
       <w:r>
         <w:t>3.4.2</w:t>
       </w:r>
@@ -8122,6 +12065,7 @@
         <w:tab/>
         <w:t>Activity Diagram</w:t>
       </w:r>
+      <w:bookmarkEnd w:id="44"/>
     </w:p>
     <w:p>
       <w:r>
@@ -8305,6 +12249,7 @@
       <w:pPr>
         <w:pStyle w:val="Heading3"/>
       </w:pPr>
+      <w:bookmarkStart w:id="45" w:name="_Toc214515654"/>
       <w:r>
         <w:t>3.4.3</w:t>
       </w:r>
@@ -8312,6 +12257,7 @@
         <w:tab/>
         <w:t>Class Diagram</w:t>
       </w:r>
+      <w:bookmarkEnd w:id="45"/>
     </w:p>
     <w:p>
       <w:pPr>
@@ -8841,6 +12787,7 @@
       <w:pPr>
         <w:pStyle w:val="Heading3"/>
       </w:pPr>
+      <w:bookmarkStart w:id="46" w:name="_Toc214515655"/>
       <w:r>
         <w:lastRenderedPageBreak/>
         <w:t>3.4.4</w:t>
@@ -8849,6 +12796,7 @@
         <w:tab/>
         <w:t>Sequence Diagram</w:t>
       </w:r>
+      <w:bookmarkEnd w:id="46"/>
     </w:p>
     <w:p>
       <w:pPr>
@@ -8939,6 +12887,7 @@
       <w:pPr>
         <w:pStyle w:val="Heading3"/>
       </w:pPr>
+      <w:bookmarkStart w:id="47" w:name="_Toc214515656"/>
       <w:r>
         <w:lastRenderedPageBreak/>
         <w:t>3.4.6</w:t>
@@ -8949,6 +12898,7 @@
       <w:r>
         <w:t>Database Design (logical overview)</w:t>
       </w:r>
+      <w:bookmarkEnd w:id="47"/>
     </w:p>
     <w:p>
       <w:pPr>
@@ -23211,9 +27161,17 @@
       <w:pPr>
         <w:pStyle w:val="Heading3"/>
       </w:pPr>
+      <w:bookmarkStart w:id="48" w:name="_Toc214515657"/>
+      <w:r>
+        <w:t>3.4.7</w:t>
+      </w:r>
+      <w:r>
+        <w:tab/>
+      </w:r>
       <w:r>
         <w:t>Input Design (Forms &amp; Validation)</w:t>
       </w:r>
+      <w:bookmarkEnd w:id="48"/>
     </w:p>
     <w:p>
       <w:pPr>
@@ -23295,10 +27253,18 @@
       <w:pPr>
         <w:pStyle w:val="Heading3"/>
       </w:pPr>
+      <w:bookmarkStart w:id="49" w:name="_Toc214515658"/>
       <w:r>
         <w:lastRenderedPageBreak/>
-        <w:t>D) Output Design (Screens &amp; Responses)</w:t>
-      </w:r>
+        <w:t>3.4.8</w:t>
+      </w:r>
+      <w:r>
+        <w:tab/>
+      </w:r>
+      <w:r>
+        <w:t>Output Design (Screens &amp; Responses)</w:t>
+      </w:r>
+      <w:bookmarkEnd w:id="49"/>
     </w:p>
     <w:p>
       <w:pPr>
@@ -23426,9 +27392,11 @@
       <w:pPr>
         <w:pStyle w:val="Heading1"/>
       </w:pPr>
+      <w:bookmarkStart w:id="50" w:name="_Toc214515659"/>
       <w:r>
         <w:t>4.0 Introduction</w:t>
       </w:r>
+      <w:bookmarkEnd w:id="50"/>
     </w:p>
     <w:p>
       <w:r>
@@ -23440,8 +27408,13 @@
       <w:pPr>
         <w:pStyle w:val="Heading1"/>
       </w:pPr>
-      <w:r>
-        <w:t xml:space="preserve">4.1 Choice of Development Environment  </w:t>
+      <w:bookmarkStart w:id="51" w:name="_Toc214515660"/>
+      <w:r>
+        <w:t>4.1 Choice of Development Environment</w:t>
+      </w:r>
+      <w:bookmarkEnd w:id="51"/>
+      <w:r>
+        <w:t xml:space="preserve">  </w:t>
       </w:r>
     </w:p>
     <w:p>
@@ -23454,9 +27427,11 @@
       <w:pPr>
         <w:pStyle w:val="Heading2"/>
       </w:pPr>
+      <w:bookmarkStart w:id="52" w:name="_Toc214515661"/>
       <w:r>
         <w:t>Software &amp; Tools:</w:t>
       </w:r>
+      <w:bookmarkEnd w:id="52"/>
     </w:p>
     <w:p>
       <w:pPr>
@@ -23736,9 +27711,11 @@
       <w:pPr>
         <w:pStyle w:val="Heading1"/>
       </w:pPr>
+      <w:bookmarkStart w:id="53" w:name="_Toc214515662"/>
       <w:r>
         <w:t>4.2 Implementation Architecture</w:t>
       </w:r>
+      <w:bookmarkEnd w:id="53"/>
     </w:p>
     <w:p>
       <w:r>
@@ -23925,9 +27902,11 @@
       <w:pPr>
         <w:pStyle w:val="Heading3"/>
       </w:pPr>
+      <w:bookmarkStart w:id="54" w:name="_Toc214515663"/>
       <w:r>
         <w:t>4.2.1 Main Menu / Control Centre The system has two entry points:</w:t>
       </w:r>
+      <w:bookmarkEnd w:id="54"/>
     </w:p>
     <w:p>
       <w:pPr>
@@ -23955,9 +27934,11 @@
       <w:pPr>
         <w:pStyle w:val="Heading3"/>
       </w:pPr>
+      <w:bookmarkStart w:id="55" w:name="_Toc214515664"/>
       <w:r>
         <w:t>4.2.2 Sub-menus (Admin Dashboard)</w:t>
       </w:r>
+      <w:bookmarkEnd w:id="55"/>
     </w:p>
     <w:p>
       <w:pPr>
@@ -23997,9 +27978,11 @@
       <w:pPr>
         <w:pStyle w:val="Heading1"/>
       </w:pPr>
+      <w:bookmarkStart w:id="56" w:name="_Toc214515665"/>
       <w:r>
         <w:t>4.4 Input/Output Formats</w:t>
       </w:r>
+      <w:bookmarkEnd w:id="56"/>
     </w:p>
     <w:p>
       <w:r>
@@ -24007,7 +27990,35 @@
           <w:b/>
           <w:bCs/>
         </w:rPr>
-        <w:t>Example Input (Create Item – multipart/form-data)</w:t>
+        <w:t xml:space="preserve">Example </w:t>
+      </w:r>
+      <w:r>
+        <w:rPr>
+          <w:b/>
+          <w:bCs/>
+        </w:rPr>
+        <w:t>i</w:t>
+      </w:r>
+      <w:r>
+        <w:rPr>
+          <w:b/>
+          <w:bCs/>
+        </w:rPr>
+        <w:t xml:space="preserve">nput </w:t>
+      </w:r>
+      <w:r>
+        <w:rPr>
+          <w:b/>
+          <w:bCs/>
+        </w:rPr>
+        <w:t>data to create a lost item</w:t>
+      </w:r>
+      <w:r>
+        <w:rPr>
+          <w:b/>
+          <w:bCs/>
+        </w:rPr>
+        <w:t>(Create Item – multipart/form-data)</w:t>
       </w:r>
     </w:p>
     <w:p>
@@ -24172,13 +28183,84 @@
         <w:t>}</w:t>
       </w:r>
     </w:p>
-    <w:p/>
+    <w:p>
+      <w:pPr>
+        <w:jc w:val="center"/>
+      </w:pPr>
+      <w:r>
+        <w:rPr>
+          <w:noProof/>
+        </w:rPr>
+        <w:lastRenderedPageBreak/>
+        <w:drawing>
+          <wp:inline distT="0" distB="0" distL="0" distR="0" wp14:anchorId="2329406C" wp14:editId="6D1783C8">
+            <wp:extent cx="3307122" cy="7859949"/>
+            <wp:effectExtent l="0" t="0" r="7620" b="8255"/>
+            <wp:docPr id="435489653" name="Picture 2"/>
+            <wp:cNvGraphicFramePr>
+              <a:graphicFrameLocks xmlns:a="http://schemas.openxmlformats.org/drawingml/2006/main" noChangeAspect="1"/>
+            </wp:cNvGraphicFramePr>
+            <a:graphic xmlns:a="http://schemas.openxmlformats.org/drawingml/2006/main">
+              <a:graphicData uri="http://schemas.openxmlformats.org/drawingml/2006/picture">
+                <pic:pic xmlns:pic="http://schemas.openxmlformats.org/drawingml/2006/picture">
+                  <pic:nvPicPr>
+                    <pic:cNvPr id="0" name="Picture 7"/>
+                    <pic:cNvPicPr>
+                      <a:picLocks noChangeAspect="1" noChangeArrowheads="1"/>
+                    </pic:cNvPicPr>
+                  </pic:nvPicPr>
+                  <pic:blipFill>
+                    <a:blip r:embed="rId17" cstate="print">
+                      <a:extLst>
+                        <a:ext uri="{28A0092B-C50C-407E-A947-70E740481C1C}">
+                          <a14:useLocalDpi xmlns:a14="http://schemas.microsoft.com/office/drawing/2010/main" val="0"/>
+                        </a:ext>
+                      </a:extLst>
+                    </a:blip>
+                    <a:srcRect/>
+                    <a:stretch>
+                      <a:fillRect/>
+                    </a:stretch>
+                  </pic:blipFill>
+                  <pic:spPr bwMode="auto">
+                    <a:xfrm>
+                      <a:off x="0" y="0"/>
+                      <a:ext cx="3308617" cy="7863501"/>
+                    </a:xfrm>
+                    <a:prstGeom prst="rect">
+                      <a:avLst/>
+                    </a:prstGeom>
+                    <a:noFill/>
+                    <a:ln>
+                      <a:noFill/>
+                    </a:ln>
+                  </pic:spPr>
+                </pic:pic>
+              </a:graphicData>
+            </a:graphic>
+          </wp:inline>
+        </w:drawing>
+      </w:r>
+    </w:p>
+    <w:p>
+      <w:pPr>
+        <w:pStyle w:val="figure"/>
+      </w:pPr>
+      <w:r>
+        <w:t xml:space="preserve">Figure 4.2: </w:t>
+      </w:r>
+      <w:r>
+        <w:tab/>
+        <w:t>Form interface for creating a lost item</w:t>
+      </w:r>
+    </w:p>
     <w:p>
       <w:r>
         <w:rPr>
           <w:b/>
           <w:bCs/>
         </w:rPr>
+        <w:lastRenderedPageBreak/>
         <w:t>Example Output (Public Item Detail – privacy applied)</w:t>
       </w:r>
     </w:p>
@@ -24278,16 +28360,13 @@
     </w:p>
     <w:p>
       <w:pPr>
-        <w:pStyle w:val="monospace"/>
-      </w:pPr>
-    </w:p>
-    <w:p>
-      <w:pPr>
         <w:pStyle w:val="Heading1"/>
       </w:pPr>
+      <w:bookmarkStart w:id="57" w:name="_Toc214515666"/>
       <w:r>
         <w:t>4.5 Overall Data Flow Diagram of Proposed (Implemented) Solution</w:t>
       </w:r>
+      <w:bookmarkEnd w:id="57"/>
     </w:p>
     <w:p>
       <w:r>
@@ -24406,12 +28485,86 @@
     </w:p>
     <w:p>
       <w:pPr>
+        <w:pStyle w:val="monospace"/>
+        <w:jc w:val="center"/>
+      </w:pPr>
+      <w:r>
+        <w:rPr>
+          <w:noProof/>
+        </w:rPr>
+        <w:lastRenderedPageBreak/>
+        <w:drawing>
+          <wp:inline distT="0" distB="0" distL="0" distR="0" wp14:anchorId="7651E60C" wp14:editId="7FDF482D">
+            <wp:extent cx="4737370" cy="7767752"/>
+            <wp:effectExtent l="0" t="0" r="6350" b="5080"/>
+            <wp:docPr id="2102123741" name="Picture 4"/>
+            <wp:cNvGraphicFramePr>
+              <a:graphicFrameLocks xmlns:a="http://schemas.openxmlformats.org/drawingml/2006/main" noChangeAspect="1"/>
+            </wp:cNvGraphicFramePr>
+            <a:graphic xmlns:a="http://schemas.openxmlformats.org/drawingml/2006/main">
+              <a:graphicData uri="http://schemas.openxmlformats.org/drawingml/2006/picture">
+                <pic:pic xmlns:pic="http://schemas.openxmlformats.org/drawingml/2006/picture">
+                  <pic:nvPicPr>
+                    <pic:cNvPr id="0" name="Picture 14"/>
+                    <pic:cNvPicPr>
+                      <a:picLocks noChangeAspect="1" noChangeArrowheads="1"/>
+                    </pic:cNvPicPr>
+                  </pic:nvPicPr>
+                  <pic:blipFill>
+                    <a:blip r:embed="rId18">
+                      <a:extLst>
+                        <a:ext uri="{28A0092B-C50C-407E-A947-70E740481C1C}">
+                          <a14:useLocalDpi xmlns:a14="http://schemas.microsoft.com/office/drawing/2010/main" val="0"/>
+                        </a:ext>
+                      </a:extLst>
+                    </a:blip>
+                    <a:srcRect/>
+                    <a:stretch>
+                      <a:fillRect/>
+                    </a:stretch>
+                  </pic:blipFill>
+                  <pic:spPr bwMode="auto">
+                    <a:xfrm>
+                      <a:off x="0" y="0"/>
+                      <a:ext cx="4740960" cy="7773639"/>
+                    </a:xfrm>
+                    <a:prstGeom prst="rect">
+                      <a:avLst/>
+                    </a:prstGeom>
+                    <a:noFill/>
+                    <a:ln>
+                      <a:noFill/>
+                    </a:ln>
+                  </pic:spPr>
+                </pic:pic>
+              </a:graphicData>
+            </a:graphic>
+          </wp:inline>
+        </w:drawing>
+      </w:r>
+    </w:p>
+    <w:p>
+      <w:pPr>
+        <w:pStyle w:val="figure"/>
+      </w:pPr>
+      <w:r>
+        <w:t>Figure 4.3:</w:t>
+      </w:r>
+      <w:r>
+        <w:tab/>
+        <w:t>Public interface for search for lost items</w:t>
+      </w:r>
+    </w:p>
+    <w:p>
+      <w:pPr>
         <w:pStyle w:val="Heading1"/>
       </w:pPr>
+      <w:bookmarkStart w:id="58" w:name="_Toc214515667"/>
       <w:r>
         <w:lastRenderedPageBreak/>
         <w:t>4.6 Software Testing</w:t>
       </w:r>
+      <w:bookmarkEnd w:id="58"/>
     </w:p>
     <w:p>
       <w:r>
@@ -24774,24 +28927,23 @@
     </w:p>
     <w:p>
       <w:pPr>
-        <w:pStyle w:val="monospace"/>
-      </w:pPr>
-    </w:p>
-    <w:p>
-      <w:pPr>
         <w:pStyle w:val="Heading1"/>
       </w:pPr>
+      <w:bookmarkStart w:id="59" w:name="_Toc214515668"/>
       <w:r>
         <w:t>4.7 Documentation</w:t>
       </w:r>
+      <w:bookmarkEnd w:id="59"/>
     </w:p>
     <w:p>
       <w:pPr>
         <w:pStyle w:val="Heading2"/>
       </w:pPr>
+      <w:bookmarkStart w:id="60" w:name="_Toc214515669"/>
       <w:r>
         <w:t>4.7.1 Data Dictionary (Selected Tables)</w:t>
       </w:r>
+      <w:bookmarkEnd w:id="60"/>
     </w:p>
     <w:p>
       <w:pPr>
@@ -25238,7 +29390,6 @@
           </w:tcPr>
           <w:p>
             <w:r>
-              <w:lastRenderedPageBreak/>
               <w:t>hide_location</w:t>
             </w:r>
           </w:p>
@@ -25285,6 +29436,7 @@
           </w:tcPr>
           <w:p>
             <w:r>
+              <w:lastRenderedPageBreak/>
               <w:t>hide_date_found</w:t>
             </w:r>
           </w:p>
@@ -25768,9 +29920,11 @@
       <w:pPr>
         <w:pStyle w:val="Heading2"/>
       </w:pPr>
+      <w:bookmarkStart w:id="61" w:name="_Toc214515670"/>
       <w:r>
         <w:t>4.7.2 User Manual (Excerpt)</w:t>
       </w:r>
+      <w:bookmarkEnd w:id="61"/>
     </w:p>
     <w:p>
       <w:pPr>
@@ -25915,9 +30069,11 @@
       <w:pPr>
         <w:pStyle w:val="Heading1"/>
       </w:pPr>
+      <w:bookmarkStart w:id="62" w:name="_Toc214515671"/>
       <w:r>
         <w:t>4.8 Source Code Listing</w:t>
       </w:r>
+      <w:bookmarkEnd w:id="62"/>
     </w:p>
     <w:p>
       <w:r>
@@ -25944,7 +30100,7 @@
       <w:r>
         <w:t>(</w:t>
       </w:r>
-      <w:hyperlink r:id="rId17" w:history="1">
+      <w:hyperlink r:id="rId19" w:history="1">
         <w:r>
           <w:rPr>
             <w:rStyle w:val="Hyperlink"/>
@@ -25965,7 +30121,6 @@
         <w:jc w:val="left"/>
       </w:pPr>
       <w:r>
-        <w:lastRenderedPageBreak/>
         <w:br w:type="page"/>
       </w:r>
     </w:p>
@@ -25990,9 +30145,11 @@
       <w:pPr>
         <w:pStyle w:val="Heading1"/>
       </w:pPr>
+      <w:bookmarkStart w:id="63" w:name="_Toc214515672"/>
       <w:r>
         <w:t>5.0 Summary of Achievements</w:t>
       </w:r>
+      <w:bookmarkEnd w:id="63"/>
     </w:p>
     <w:p>
       <w:r>
@@ -26093,6 +30250,7 @@
       <w:pPr>
         <w:pStyle w:val="Heading1"/>
       </w:pPr>
+      <w:bookmarkStart w:id="64" w:name="_Toc214515673"/>
       <w:r>
         <w:t>5.1</w:t>
       </w:r>
@@ -26102,6 +30260,7 @@
       <w:r>
         <w:t>Conclusion</w:t>
       </w:r>
+      <w:bookmarkEnd w:id="64"/>
     </w:p>
     <w:p>
       <w:r>
@@ -26112,9 +30271,11 @@
       <w:pPr>
         <w:pStyle w:val="Heading1"/>
       </w:pPr>
+      <w:bookmarkStart w:id="65" w:name="_Toc214515674"/>
       <w:r>
         <w:t>5.2 Recommendations</w:t>
       </w:r>
+      <w:bookmarkEnd w:id="65"/>
     </w:p>
     <w:p>
       <w:pPr>
@@ -26171,9 +30332,11 @@
       <w:pPr>
         <w:pStyle w:val="Heading1"/>
       </w:pPr>
+      <w:bookmarkStart w:id="66" w:name="_Toc214515675"/>
       <w:r>
         <w:t>5.3 Suggestions for Further Work</w:t>
       </w:r>
+      <w:bookmarkEnd w:id="66"/>
     </w:p>
     <w:p>
       <w:pPr>
@@ -38908,6 +43071,25 @@
       </w:tblBorders>
     </w:tblPr>
   </w:style>
+  <w:style w:type="paragraph" w:styleId="Caption">
+    <w:name w:val="caption"/>
+    <w:basedOn w:val="Normal"/>
+    <w:next w:val="Normal"/>
+    <w:uiPriority w:val="35"/>
+    <w:unhideWhenUsed/>
+    <w:qFormat/>
+    <w:rsid w:val="00F63994"/>
+    <w:pPr>
+      <w:spacing w:after="200" w:line="240" w:lineRule="auto"/>
+    </w:pPr>
+    <w:rPr>
+      <w:i/>
+      <w:iCs/>
+      <w:color w:val="0E2841" w:themeColor="text2"/>
+      <w:sz w:val="18"/>
+      <w:szCs w:val="18"/>
+    </w:rPr>
+  </w:style>
 </w:styles>
 </file>
 
